--- a/cv/final_cv/testers/Dulce Janet Hernandez Delgado - CV_generado.docx
+++ b/cv/final_cv/testers/Dulce Janet Hernandez Delgado - CV_generado.docx
@@ -19,7 +19,7 @@
           <w:bCs/>
           <w:lang w:val="es-MX"/>
         </w:rPr>
-        <w:t xml:space="preserve">Dulce Janet Hernández Delgado</w:t>
+        <w:t>Dulce Janet Hernández Delgado</w:t>
       </w:r>
     </w:p>
     <w:p>
@@ -37,7 +37,7 @@
           <w:bCs/>
           <w:lang w:val="es-MX"/>
         </w:rPr>
-        <w:t xml:space="preserve">Tester</w:t>
+        <w:t>Tester</w:t>
       </w:r>
     </w:p>
     <w:p>
@@ -189,25 +189,96 @@
                 <w:bCs/>
                 <w:sz w:val="18"/>
                 <w:szCs w:val="18"/>
-                <w:lang w:val="en-US" w:eastAsia="es-ES"/>
-              </w:rPr>
-              <w:t xml:space="preserve">Planear y ejecutar pruebas para verificar el cumplimiento de requisitos funcionales.</w:t>
+                <w:lang w:val="es-MX" w:eastAsia="es-ES"/>
+              </w:rPr>
+              <w:t>Planear y ejecutar pruebas para verificar el cumplimiento de requisitos funcionales.</w:t>
+            </w:r>
+            <w:r>
+              <w:rPr>
+                <w:rFonts w:ascii="Arial" w:eastAsia="Times New Roman" w:hAnsi="Arial" w:cs="Arial"/>
+                <w:bCs/>
+                <w:sz w:val="18"/>
+                <w:szCs w:val="18"/>
+                <w:lang w:val="es-MX" w:eastAsia="es-ES"/>
+              </w:rPr>
               <w:br/>
-              <w:t xml:space="preserve">Validar resultados contra matrices de pruebas y criterios de aceptación definidos.</w:t>
+              <w:t>Validar resultados contra matrices de pruebas y criterios de aceptación definidos.</w:t>
+            </w:r>
+            <w:r>
+              <w:rPr>
+                <w:rFonts w:ascii="Arial" w:eastAsia="Times New Roman" w:hAnsi="Arial" w:cs="Arial"/>
+                <w:bCs/>
+                <w:sz w:val="18"/>
+                <w:szCs w:val="18"/>
+                <w:lang w:val="es-MX" w:eastAsia="es-ES"/>
+              </w:rPr>
               <w:br/>
-              <w:t xml:space="preserve">Identificar y documentar defectos, y dar seguimiento hasta su resolución.</w:t>
+              <w:t>Identificar y documentar defectos, y dar seguimiento hasta su resolución.</w:t>
+            </w:r>
+            <w:r>
+              <w:rPr>
+                <w:rFonts w:ascii="Arial" w:eastAsia="Times New Roman" w:hAnsi="Arial" w:cs="Arial"/>
+                <w:bCs/>
+                <w:sz w:val="18"/>
+                <w:szCs w:val="18"/>
+                <w:lang w:val="es-MX" w:eastAsia="es-ES"/>
+              </w:rPr>
               <w:br/>
-              <w:t xml:space="preserve">Generar evidencia y reportes de estatus para soporte a decisiones de calidad.</w:t>
+              <w:t>Generar evidencia y reportes de estatus para soporte a decisiones de calidad.</w:t>
+            </w:r>
+            <w:r>
+              <w:rPr>
+                <w:rFonts w:ascii="Arial" w:eastAsia="Times New Roman" w:hAnsi="Arial" w:cs="Arial"/>
+                <w:bCs/>
+                <w:sz w:val="18"/>
+                <w:szCs w:val="18"/>
+                <w:lang w:val="es-MX" w:eastAsia="es-ES"/>
+              </w:rPr>
               <w:br/>
-              <w:t xml:space="preserve"/>
+            </w:r>
+            <w:r>
+              <w:rPr>
+                <w:rFonts w:ascii="Arial" w:eastAsia="Times New Roman" w:hAnsi="Arial" w:cs="Arial"/>
+                <w:bCs/>
+                <w:sz w:val="18"/>
+                <w:szCs w:val="18"/>
+                <w:lang w:val="es-MX" w:eastAsia="es-ES"/>
+              </w:rPr>
               <w:br/>
-              <w:t xml:space="preserve">Coordinar la creación y mantenimiento de matrices RDP y casos de prueba.</w:t>
+              <w:t>Coordinar la creación y mantenimiento de matrices RDP y casos de prueba.</w:t>
+            </w:r>
+            <w:r>
+              <w:rPr>
+                <w:rFonts w:ascii="Arial" w:eastAsia="Times New Roman" w:hAnsi="Arial" w:cs="Arial"/>
+                <w:bCs/>
+                <w:sz w:val="18"/>
+                <w:szCs w:val="18"/>
+                <w:lang w:val="es-MX" w:eastAsia="es-ES"/>
+              </w:rPr>
               <w:br/>
-              <w:t xml:space="preserve">Realizar pruebas funcionales, de integración, regresión y UAT en ambientes controlados.</w:t>
+              <w:t>Realizar pruebas funcionales, de integración, regresión y UAT en ambientes controlados.</w:t>
+            </w:r>
+            <w:r>
+              <w:rPr>
+                <w:rFonts w:ascii="Arial" w:eastAsia="Times New Roman" w:hAnsi="Arial" w:cs="Arial"/>
+                <w:bCs/>
+                <w:sz w:val="18"/>
+                <w:szCs w:val="18"/>
+                <w:lang w:val="es-MX" w:eastAsia="es-ES"/>
+              </w:rPr>
               <w:br/>
-              <w:t xml:space="preserve">Comunicar hallazgos al equipo de desarrollo y negocio para la priorización de incidencias.</w:t>
+              <w:t>Comunicar hallazgos al equipo de desarrollo y negocio para la priorización de incidencias.</w:t>
+            </w:r>
+            <w:r>
+              <w:rPr>
+                <w:rFonts w:ascii="Arial" w:eastAsia="Times New Roman" w:hAnsi="Arial" w:cs="Arial"/>
+                <w:bCs/>
+                <w:sz w:val="18"/>
+                <w:szCs w:val="18"/>
+                <w:lang w:val="es-MX" w:eastAsia="es-ES"/>
+              </w:rPr>
               <w:br/>
-              <w:t xml:space="preserve">Contribuir a la mejora continua de procesos y documentación de pruebas.</w:t>
+              <w:t>Contribuir a la mejora continua de procesos y documentación de pruebas.</w:t>
             </w:r>
           </w:p>
         </w:tc>
@@ -265,16 +336,6 @@
           <w:lang w:val="en-US"/>
         </w:rPr>
       </w:pPr>
-      <w:r>
-        <w:rPr>
-          <w:rFonts w:ascii="Arial" w:hAnsi="Arial" w:cs="Arial"/>
-          <w:bCs/>
-          <w:sz w:val="18"/>
-          <w:szCs w:val="18"/>
-          <w:lang w:val="en-US"/>
-        </w:rPr>
-        <w:t xml:space="preserve"/>
-      </w:r>
     </w:p>
     <w:tbl>
       <w:tblPr>
@@ -344,7 +405,7 @@
                 <w:szCs w:val="18"/>
                 <w:lang w:val="es-MX"/>
               </w:rPr>
-              <w:t xml:space="preserve">Banorte – Softtek</w:t>
+              <w:t>Banorte – Softtek</w:t>
             </w:r>
           </w:p>
         </w:tc>
@@ -390,7 +451,7 @@
                 <w:szCs w:val="18"/>
                 <w:lang w:val="es-MX"/>
               </w:rPr>
-              <w:t xml:space="preserve">Ingeniero de Pruebas</w:t>
+              <w:t>Ingeniero de Pruebas</w:t>
             </w:r>
           </w:p>
         </w:tc>
@@ -436,7 +497,7 @@
                 <w:szCs w:val="18"/>
                 <w:lang w:val="es-MX"/>
               </w:rPr>
-              <w:t xml:space="preserve">Septiembre 2024</w:t>
+              <w:t>Septiembre 2024</w:t>
             </w:r>
           </w:p>
         </w:tc>
@@ -478,7 +539,7 @@
                 <w:szCs w:val="18"/>
                 <w:lang w:val="es-MX"/>
               </w:rPr>
-              <w:t xml:space="preserve">Actual</w:t>
+              <w:t>Actual</w:t>
             </w:r>
           </w:p>
         </w:tc>
@@ -558,14 +619,16 @@
               <w:rPr>
                 <w:sz w:val="18"/>
                 <w:szCs w:val="20"/>
+                <w:lang w:val="es-MX"/>
               </w:rPr>
             </w:pPr>
             <w:r>
               <w:rPr>
                 <w:sz w:val="18"/>
                 <w:szCs w:val="20"/>
-              </w:rPr>
-              <w:t xml:space="preserve">• Planear, analizar, diseñar y estimar pruebas con metodologías Scrum y cascada.</w:t>
+                <w:lang w:val="es-MX"/>
+              </w:rPr>
+              <w:t>• Planear, analizar, diseñar y estimar pruebas con metodologías Scrum y cascada.</w:t>
             </w:r>
           </w:p>
           <w:p>
@@ -575,14 +638,16 @@
               <w:jc w:val="both"/>
               <w:rPr>
                 <w:szCs w:val="22"/>
+                <w:lang w:val="es-MX"/>
               </w:rPr>
             </w:pPr>
             <w:r>
               <w:rPr>
                 <w:sz w:val="18"/>
                 <w:szCs w:val="20"/>
-              </w:rPr>
-              <w:t xml:space="preserve">• Analizar requerimientos e historias de usuario y revisar/refinar criterios de aceptación (CTHU y AT).</w:t>
+                <w:lang w:val="es-MX"/>
+              </w:rPr>
+              <w:t>• Analizar requerimientos e historias de usuario y revisar/refinar criterios de aceptación (CTHU y AT).</w:t>
             </w:r>
           </w:p>
           <w:p>
@@ -592,14 +657,16 @@
               <w:jc w:val="both"/>
               <w:rPr>
                 <w:szCs w:val="22"/>
+                <w:lang w:val="es-MX"/>
               </w:rPr>
             </w:pPr>
             <w:r>
               <w:rPr>
                 <w:sz w:val="18"/>
                 <w:szCs w:val="20"/>
-              </w:rPr>
-              <w:t xml:space="preserve">• Diseñar matrices y casos de prueba aplicando técnicas de diseño de casos de prueba.</w:t>
+                <w:lang w:val="es-MX"/>
+              </w:rPr>
+              <w:t>• Diseñar matrices y casos de prueba aplicando técnicas de diseño de casos de prueba.</w:t>
             </w:r>
           </w:p>
           <w:p>
@@ -609,14 +676,16 @@
               <w:jc w:val="both"/>
               <w:rPr>
                 <w:szCs w:val="22"/>
+                <w:lang w:val="es-MX"/>
               </w:rPr>
             </w:pPr>
             <w:r>
               <w:rPr>
                 <w:sz w:val="18"/>
                 <w:szCs w:val="20"/>
-              </w:rPr>
-              <w:t xml:space="preserve">• Ejecutar y dar seguimiento a pruebas manuales dinámicas (unitarias, funcionales, integrales, sistema, UAT y regresión) en ambiente QA.</w:t>
+                <w:lang w:val="es-MX"/>
+              </w:rPr>
+              <w:t>• Ejecutar y dar seguimiento a pruebas manuales dinámicas (unitarias, funcionales, integrales, sistema, UAT y regresión) en ambiente QA.</w:t>
             </w:r>
           </w:p>
           <w:p>
@@ -626,14 +695,16 @@
               <w:jc w:val="both"/>
               <w:rPr>
                 <w:szCs w:val="22"/>
+                <w:lang w:val="es-MX"/>
               </w:rPr>
             </w:pPr>
             <w:r>
               <w:rPr>
                 <w:sz w:val="18"/>
                 <w:szCs w:val="20"/>
-              </w:rPr>
-              <w:t xml:space="preserve">• Registrar y dar seguimiento a defectos y evidencias en Jira, Mantis y Service Now.</w:t>
+                <w:lang w:val="es-MX"/>
+              </w:rPr>
+              <w:t>• Registrar y dar seguimiento a defectos y evidencias en Jira, Mantis y Service Now.</w:t>
             </w:r>
           </w:p>
           <w:p>
@@ -643,14 +714,16 @@
               <w:jc w:val="both"/>
               <w:rPr>
                 <w:szCs w:val="22"/>
+                <w:lang w:val="es-MX"/>
               </w:rPr>
             </w:pPr>
             <w:r>
               <w:rPr>
                 <w:sz w:val="18"/>
                 <w:szCs w:val="20"/>
-              </w:rPr>
-              <w:t xml:space="preserve">• Elaborar plan de pruebas, reporte de ambigüedades, registro de riesgos y documentación de evidencias.</w:t>
+                <w:lang w:val="es-MX"/>
+              </w:rPr>
+              <w:t>• Elaborar plan de pruebas, reporte de ambigüedades, registro de riesgos y documentación de evidencias.</w:t>
             </w:r>
           </w:p>
           <w:p>
@@ -660,15 +733,9 @@
               <w:jc w:val="both"/>
               <w:rPr>
                 <w:szCs w:val="22"/>
+                <w:lang w:val="es-MX"/>
               </w:rPr>
             </w:pPr>
-            <w:r>
-              <w:rPr>
-                <w:sz w:val="18"/>
-                <w:szCs w:val="20"/>
-              </w:rPr>
-              <w:t xml:space="preserve"/>
-            </w:r>
           </w:p>
         </w:tc>
       </w:tr>
@@ -683,16 +750,6 @@
           <w:lang w:val="es-419"/>
         </w:rPr>
       </w:pPr>
-      <w:r>
-        <w:rPr>
-          <w:rFonts w:ascii="Arial" w:hAnsi="Arial" w:cs="Arial"/>
-          <w:bCs/>
-          <w:sz w:val="18"/>
-          <w:szCs w:val="18"/>
-          <w:lang w:val="es-419"/>
-        </w:rPr>
-        <w:t xml:space="preserve"/>
-      </w:r>
     </w:p>
     <w:tbl>
       <w:tblPr>
@@ -762,7 +819,7 @@
                 <w:szCs w:val="18"/>
                 <w:lang w:val="es-MX"/>
               </w:rPr>
-              <w:t xml:space="preserve">IFT – Softtek</w:t>
+              <w:t>IFT – Softtek</w:t>
             </w:r>
           </w:p>
         </w:tc>
@@ -808,7 +865,7 @@
                 <w:szCs w:val="18"/>
                 <w:lang w:val="es-MX"/>
               </w:rPr>
-              <w:t xml:space="preserve">Ingeniero de Pruebas</w:t>
+              <w:t>Ingeniero de Pruebas</w:t>
             </w:r>
           </w:p>
         </w:tc>
@@ -854,7 +911,7 @@
                 <w:szCs w:val="18"/>
                 <w:lang w:val="es-MX"/>
               </w:rPr>
-              <w:t xml:space="preserve">Marzo 2023</w:t>
+              <w:t>Marzo 2023</w:t>
             </w:r>
           </w:p>
         </w:tc>
@@ -896,7 +953,7 @@
                 <w:szCs w:val="18"/>
                 <w:lang w:val="es-MX"/>
               </w:rPr>
-              <w:t xml:space="preserve">Septiembre 2024</w:t>
+              <w:t>Septiembre 2024</w:t>
             </w:r>
           </w:p>
         </w:tc>
@@ -976,14 +1033,16 @@
               <w:rPr>
                 <w:sz w:val="18"/>
                 <w:szCs w:val="20"/>
+                <w:lang w:val="es-MX"/>
               </w:rPr>
             </w:pPr>
             <w:r>
               <w:rPr>
                 <w:sz w:val="18"/>
                 <w:szCs w:val="20"/>
-              </w:rPr>
-              <w:t xml:space="preserve">• Elaborar pruebas estáticas y realizar revisiones guiadas, formales e informales.</w:t>
+                <w:lang w:val="es-MX"/>
+              </w:rPr>
+              <w:t>• Elaborar pruebas estáticas y realizar revisiones guiadas, formales e informales.</w:t>
             </w:r>
           </w:p>
           <w:p>
@@ -993,14 +1052,16 @@
               <w:jc w:val="both"/>
               <w:rPr>
                 <w:szCs w:val="22"/>
+                <w:lang w:val="es-MX"/>
               </w:rPr>
             </w:pPr>
             <w:r>
               <w:rPr>
                 <w:sz w:val="18"/>
                 <w:szCs w:val="20"/>
-              </w:rPr>
-              <w:t xml:space="preserve">• Elaborar plan de pruebas, reporte de ambigüedades y registro de riesgos.</w:t>
+                <w:lang w:val="es-MX"/>
+              </w:rPr>
+              <w:t>• Elaborar plan de pruebas, reporte de ambigüedades y registro de riesgos.</w:t>
             </w:r>
           </w:p>
           <w:p>
@@ -1010,14 +1071,16 @@
               <w:jc w:val="both"/>
               <w:rPr>
                 <w:szCs w:val="22"/>
+                <w:lang w:val="es-MX"/>
               </w:rPr>
             </w:pPr>
             <w:r>
               <w:rPr>
                 <w:sz w:val="18"/>
                 <w:szCs w:val="20"/>
-              </w:rPr>
-              <w:t xml:space="preserve">• Planear, analizar, diseñar, ejecutar y estimar pruebas.</w:t>
+                <w:lang w:val="es-MX"/>
+              </w:rPr>
+              <w:t>• Planear, analizar, diseñar, ejecutar y estimar pruebas.</w:t>
             </w:r>
           </w:p>
           <w:p>
@@ -1027,14 +1090,16 @@
               <w:jc w:val="both"/>
               <w:rPr>
                 <w:szCs w:val="22"/>
+                <w:lang w:val="es-MX"/>
               </w:rPr>
             </w:pPr>
             <w:r>
               <w:rPr>
                 <w:sz w:val="18"/>
                 <w:szCs w:val="20"/>
-              </w:rPr>
-              <w:t xml:space="preserve">• Diseñar matrices de prueba y crear casos de prueba aplicando técnicas de diseño.</w:t>
+                <w:lang w:val="es-MX"/>
+              </w:rPr>
+              <w:t>• Diseñar matrices de prueba y crear casos de prueba aplicando técnicas de diseño.</w:t>
             </w:r>
           </w:p>
           <w:p>
@@ -1044,14 +1109,16 @@
               <w:jc w:val="both"/>
               <w:rPr>
                 <w:szCs w:val="22"/>
+                <w:lang w:val="es-MX"/>
               </w:rPr>
             </w:pPr>
             <w:r>
               <w:rPr>
                 <w:sz w:val="18"/>
                 <w:szCs w:val="20"/>
-              </w:rPr>
-              <w:t xml:space="preserve">• Ejecutar y dar seguimiento a pruebas manuales dinámicas en ambiente QA.</w:t>
+                <w:lang w:val="es-MX"/>
+              </w:rPr>
+              <w:t>• Ejecutar y dar seguimiento a pruebas manuales dinámicas en ambiente QA.</w:t>
             </w:r>
           </w:p>
           <w:p>
@@ -1061,14 +1128,16 @@
               <w:jc w:val="both"/>
               <w:rPr>
                 <w:szCs w:val="22"/>
+                <w:lang w:val="es-MX"/>
               </w:rPr>
             </w:pPr>
             <w:r>
               <w:rPr>
                 <w:sz w:val="18"/>
                 <w:szCs w:val="20"/>
-              </w:rPr>
-              <w:t xml:space="preserve">• Documentar evidencias de ejecución y dar seguimiento a defectos con el equipo de desarrollo.</w:t>
+                <w:lang w:val="es-MX"/>
+              </w:rPr>
+              <w:t>• Documentar evidencias de ejecución y dar seguimiento a defectos con el equipo de desarrollo.</w:t>
             </w:r>
           </w:p>
           <w:p>
@@ -1078,15 +1147,9 @@
               <w:jc w:val="both"/>
               <w:rPr>
                 <w:szCs w:val="22"/>
+                <w:lang w:val="es-MX"/>
               </w:rPr>
             </w:pPr>
-            <w:r>
-              <w:rPr>
-                <w:sz w:val="18"/>
-                <w:szCs w:val="20"/>
-              </w:rPr>
-              <w:t xml:space="preserve"/>
-            </w:r>
           </w:p>
         </w:tc>
       </w:tr>
@@ -1101,56 +1164,26 @@
           <w:lang w:val="es-419"/>
         </w:rPr>
       </w:pPr>
+    </w:p>
+    <w:p>
+      <w:pPr>
+        <w:rPr>
+          <w:rFonts w:ascii="Arial" w:hAnsi="Arial" w:cs="Arial"/>
+          <w:b/>
+          <w:sz w:val="18"/>
+          <w:szCs w:val="18"/>
+          <w:u w:val="single"/>
+          <w:lang w:val="es-MX"/>
+        </w:rPr>
+      </w:pPr>
       <w:r>
         <w:rPr>
           <w:rFonts w:ascii="Arial" w:hAnsi="Arial" w:cs="Arial"/>
-          <w:bCs/>
-          <w:sz w:val="18"/>
-          <w:szCs w:val="18"/>
-          <w:lang w:val="es-419"/>
-        </w:rPr>
-        <w:t xml:space="preserve"/>
-      </w:r>
-      <w:r>
-        <w:rPr>
-          <w:rFonts w:ascii="Arial" w:hAnsi="Arial" w:cs="Arial"/>
-          <w:bCs/>
-          <w:sz w:val="18"/>
-          <w:szCs w:val="18"/>
+          <w:b/>
+          <w:sz w:val="18"/>
+          <w:szCs w:val="18"/>
+          <w:u w:val="single"/>
           <w:lang w:val="es-MX"/>
-        </w:rPr>
-        <w:t xml:space="preserve"/>
-      </w:r>
-    </w:p>
-    <w:p>
-      <w:pPr>
-        <w:rPr>
-          <w:rFonts w:ascii="Arial" w:hAnsi="Arial" w:cs="Arial"/>
-          <w:b/>
-          <w:sz w:val="18"/>
-          <w:szCs w:val="18"/>
-          <w:u w:val="single"/>
-          <w:lang w:val="en-US"/>
-        </w:rPr>
-      </w:pPr>
-      <w:r>
-        <w:rPr>
-          <w:rFonts w:ascii="Arial" w:hAnsi="Arial" w:cs="Arial"/>
-          <w:bCs/>
-          <w:sz w:val="18"/>
-          <w:szCs w:val="18"/>
-          <w:lang w:val="en-US"/>
-        </w:rPr>
-        <w:t xml:space="preserve"/>
-      </w:r>
-      <w:r>
-        <w:rPr>
-          <w:rFonts w:ascii="Arial" w:hAnsi="Arial" w:cs="Arial"/>
-          <w:b/>
-          <w:sz w:val="18"/>
-          <w:szCs w:val="18"/>
-          <w:u w:val="single"/>
-          <w:lang w:val="en-US"/>
         </w:rPr>
         <w:t>HISTORIAL PROFESIONAL ADICIONAL</w:t>
       </w:r>
@@ -1162,20 +1195,20 @@
           <w:bCs/>
           <w:sz w:val="18"/>
           <w:szCs w:val="18"/>
-          <w:lang w:val="en-US"/>
-        </w:rPr>
-      </w:pPr>
-    </w:p>
-    <w:p>
-      <w:pPr>
-        <w:rPr>
-          <w:rFonts w:ascii="Arial" w:hAnsi="Arial" w:cs="Arial"/>
-          <w:bCs/>
-          <w:sz w:val="18"/>
-          <w:szCs w:val="18"/>
           <w:lang w:val="es-MX"/>
         </w:rPr>
       </w:pPr>
+    </w:p>
+    <w:p>
+      <w:pPr>
+        <w:rPr>
+          <w:rFonts w:ascii="Arial" w:hAnsi="Arial" w:cs="Arial"/>
+          <w:bCs/>
+          <w:sz w:val="18"/>
+          <w:szCs w:val="18"/>
+          <w:lang w:val="es-MX"/>
+        </w:rPr>
+      </w:pPr>
       <w:r>
         <w:rPr>
           <w:rFonts w:ascii="Arial" w:hAnsi="Arial" w:cs="Arial"/>
@@ -1184,7 +1217,7 @@
           <w:szCs w:val="18"/>
           <w:lang w:val="es-MX"/>
         </w:rPr>
-        <w:t xml:space="preserve">La experiencia abarca desde enero de 2017 hasta enero de 2023</w:t>
+        <w:t>La experiencia abarca desde enero de 2017 hasta enero de 2023</w:t>
       </w:r>
     </w:p>
     <w:p>
@@ -1217,7 +1250,7 @@
           <w:szCs w:val="18"/>
           <w:lang w:val="es-MX"/>
         </w:rPr>
-        <w:t xml:space="preserve">Durante este período se desempeñaron funciones como Ingeniero de Pruebas y Analista de Negocio. Se asumieron responsabilidades centradas en la verificación de requerimientos, la planeación y ejecución de pruebas, la elaboración y revisión de casos y matrices de prueba, y el registro y seguimiento de incidencias. Además se participó en la documentación técnica y en la coordinación con equipos de desarrollo y negocio para validar resultados. Las funciones incluyeron apoyo a usuarios en pruebas y contribución a la mejora de procesos y entregables.</w:t>
+        <w:t>Durante este período se desempeñaron funciones como Ingeniero de Pruebas y Analista de Negocio. Se asumieron responsabilidades centradas en la verificación de requerimientos, la planeación y ejecución de pruebas, la elaboración y revisión de casos y matrices de prueba, y el registro y seguimiento de incidencias. Además se participó en la documentación técnica y en la coordinación con equipos de desarrollo y negocio para validar resultados. Las funciones incluyeron apoyo a usuarios en pruebas y contribución a la mejora de procesos y entregables.</w:t>
       </w:r>
     </w:p>
     <w:p>
@@ -1240,38 +1273,28 @@
           <w:bCs/>
           <w:sz w:val="18"/>
           <w:szCs w:val="18"/>
-          <w:lang w:val="en-US"/>
+          <w:lang w:val="es-MX"/>
+        </w:rPr>
+      </w:pPr>
+    </w:p>
+    <w:p>
+      <w:pPr>
+        <w:rPr>
+          <w:rFonts w:ascii="Arial" w:hAnsi="Arial" w:cs="Arial"/>
+          <w:b/>
+          <w:sz w:val="18"/>
+          <w:szCs w:val="18"/>
+          <w:lang w:val="es-MX"/>
         </w:rPr>
       </w:pPr>
       <w:r>
         <w:rPr>
           <w:rFonts w:ascii="Arial" w:hAnsi="Arial" w:cs="Arial"/>
-          <w:bCs/>
-          <w:sz w:val="18"/>
-          <w:szCs w:val="18"/>
-          <w:lang w:val="en-US"/>
-        </w:rPr>
-        <w:t xml:space="preserve"/>
-      </w:r>
-    </w:p>
-    <w:p>
-      <w:pPr>
-        <w:rPr>
-          <w:rFonts w:ascii="Arial" w:hAnsi="Arial" w:cs="Arial"/>
           <w:b/>
           <w:sz w:val="18"/>
           <w:szCs w:val="18"/>
-          <w:lang w:val="en-US"/>
-        </w:rPr>
-      </w:pPr>
-      <w:r>
-        <w:rPr>
-          <w:rFonts w:ascii="Arial" w:hAnsi="Arial" w:cs="Arial"/>
-          <w:b/>
-          <w:sz w:val="18"/>
-          <w:szCs w:val="18"/>
           <w:u w:val="single"/>
-          <w:lang w:val="en-US"/>
+          <w:lang w:val="es-MX"/>
         </w:rPr>
         <w:br w:type="page"/>
       </w:r>
@@ -1281,7 +1304,7 @@
           <w:b/>
           <w:sz w:val="18"/>
           <w:szCs w:val="18"/>
-          <w:lang w:val="en-US"/>
+          <w:lang w:val="es-MX"/>
         </w:rPr>
         <w:lastRenderedPageBreak/>
         <w:t xml:space="preserve"> </w:t>
@@ -1344,7 +1367,7 @@
       <w:tr>
         <w:tc>
           <w:tcPr>
-            <w:tcW w:w="5688" w:type="dxa"/>
+            <w:tcW w:w="5649" w:type="dxa"/>
           </w:tcPr>
           <w:p>
             <w:pPr>
@@ -1363,13 +1386,13 @@
                 <w:szCs w:val="18"/>
                 <w:lang w:val="es-MX"/>
               </w:rPr>
-              <w:t xml:space="preserve">Ingeniería en Tecnologías de la información y comunicaciones (ITIC´S)</w:t>
+              <w:t>Ingeniería en Tecnologías de la información y comunicaciones (ITIC´S)</w:t>
             </w:r>
           </w:p>
         </w:tc>
         <w:tc>
           <w:tcPr>
-            <w:tcW w:w="1980" w:type="dxa"/>
+            <w:tcW w:w="1975" w:type="dxa"/>
           </w:tcPr>
           <w:p>
             <w:pPr>
@@ -1388,7 +1411,7 @@
                 <w:szCs w:val="18"/>
                 <w:lang w:val="es-MX"/>
               </w:rPr>
-              <w:t xml:space="preserve">Tlalnepantla de Baz, Estado de México</w:t>
+              <w:t>Tlalnepantla de Baz, Estado de México</w:t>
             </w:r>
           </w:p>
           <w:p>
@@ -1398,14 +1421,14 @@
                 <w:bCs/>
                 <w:sz w:val="18"/>
                 <w:szCs w:val="18"/>
-                <w:lang w:val="en-US"/>
+                <w:lang w:val="es-MX"/>
               </w:rPr>
             </w:pPr>
           </w:p>
         </w:tc>
         <w:tc>
           <w:tcPr>
-            <w:tcW w:w="2232" w:type="dxa"/>
+            <w:tcW w:w="2226" w:type="dxa"/>
           </w:tcPr>
           <w:p>
             <w:pPr>
@@ -1425,7 +1448,7 @@
                 <w:szCs w:val="18"/>
                 <w:lang w:val="es-MX"/>
               </w:rPr>
-              <w:t xml:space="preserve">2012-2016</w:t>
+              <w:t>2012-2016</w:t>
             </w:r>
           </w:p>
         </w:tc>
@@ -1436,24 +1459,29 @@
         <w:rPr>
           <w:rFonts w:ascii="Arial" w:hAnsi="Arial" w:cs="Arial"/>
           <w:bCs/>
+          <w:sz w:val="18"/>
+          <w:szCs w:val="18"/>
+          <w:lang w:val="es-MX"/>
+        </w:rPr>
+      </w:pPr>
+    </w:p>
+    <w:p>
+      <w:pPr>
+        <w:rPr>
+          <w:rFonts w:ascii="Arial" w:hAnsi="Arial" w:cs="Arial"/>
+          <w:bCs/>
           <w:color w:val="00FF00"/>
           <w:sz w:val="18"/>
           <w:szCs w:val="18"/>
           <w:lang w:val="es-MX"/>
         </w:rPr>
       </w:pPr>
-    </w:p>
-    <w:p>
-      <w:pPr>
-        <w:pStyle w:val="Heading2"/>
-        <w:rPr>
-          <w:szCs w:val="18"/>
-          <w:u w:val="single"/>
-          <w:lang w:val="es-MX"/>
-        </w:rPr>
-      </w:pPr>
       <w:r>
         <w:rPr>
+          <w:rFonts w:ascii="Arial" w:hAnsi="Arial" w:cs="Arial"/>
+          <w:b/>
+          <w:bCs/>
+          <w:sz w:val="18"/>
           <w:szCs w:val="18"/>
           <w:u w:val="single"/>
           <w:lang w:val="es-MX"/>
@@ -1483,8 +1511,8 @@
         <w:tblLook w:val="0000" w:firstRow="0" w:lastRow="0" w:firstColumn="0" w:lastColumn="0" w:noHBand="0" w:noVBand="0"/>
       </w:tblPr>
       <w:tblGrid>
-        <w:gridCol w:w="7604"/>
-        <w:gridCol w:w="2246"/>
+        <w:gridCol w:w="7602"/>
+        <w:gridCol w:w="2248"/>
       </w:tblGrid>
       <w:tr>
         <w:trPr>
@@ -1492,7 +1520,7 @@
         </w:trPr>
         <w:tc>
           <w:tcPr>
-            <w:tcW w:w="7693" w:type="dxa"/>
+            <w:tcW w:w="7602" w:type="dxa"/>
           </w:tcPr>
           <w:p>
             <w:pPr>
@@ -1515,13 +1543,13 @@
                 <w:szCs w:val="18"/>
                 <w:lang w:val="es-MX" w:eastAsia="es-ES"/>
               </w:rPr>
-              <w:t xml:space="preserve">- ISTQB – Certified Tester, Foundation Level</w:t>
+              <w:t>- ISTQB Certified Tester</w:t>
             </w:r>
           </w:p>
         </w:tc>
         <w:tc>
           <w:tcPr>
-            <w:tcW w:w="2268" w:type="dxa"/>
+            <w:tcW w:w="2248" w:type="dxa"/>
           </w:tcPr>
           <w:p>
             <w:pPr>
@@ -1539,47 +1567,84 @@
                 <w:szCs w:val="18"/>
                 <w:lang w:val="es-MX"/>
               </w:rPr>
-              <w:t xml:space="preserve">2020</w:t>
+              <w:t>2020</w:t>
             </w:r>
           </w:p>
         </w:tc>
       </w:tr>
+    </w:tbl>
+    <w:p>
+      <w:pPr>
+        <w:jc w:val="both"/>
+        <w:rPr>
+          <w:rFonts w:ascii="Arial" w:hAnsi="Arial" w:cs="Arial"/>
+          <w:bCs/>
+          <w:sz w:val="18"/>
+          <w:szCs w:val="18"/>
+          <w:lang w:val="en-US"/>
+        </w:rPr>
+      </w:pPr>
+    </w:p>
+    <w:p>
+      <w:pPr>
+        <w:jc w:val="both"/>
+        <w:rPr>
+          <w:rFonts w:ascii="Arial" w:hAnsi="Arial" w:cs="Arial"/>
+          <w:bCs/>
+          <w:sz w:val="18"/>
+          <w:szCs w:val="18"/>
+          <w:lang w:val="en-US"/>
+        </w:rPr>
+      </w:pPr>
+      <w:r>
+        <w:rPr>
+          <w:rFonts w:ascii="Arial" w:hAnsi="Arial" w:cs="Arial"/>
+          <w:b/>
+          <w:bCs/>
+          <w:sz w:val="18"/>
+          <w:szCs w:val="18"/>
+          <w:u w:val="single"/>
+          <w:lang w:val="es-MX"/>
+        </w:rPr>
+        <w:t>CURSOS</w:t>
+      </w:r>
+    </w:p>
+    <w:p>
+      <w:pPr>
+        <w:jc w:val="both"/>
+        <w:rPr>
+          <w:rFonts w:ascii="Arial" w:hAnsi="Arial" w:cs="Arial"/>
+          <w:bCs/>
+          <w:sz w:val="18"/>
+          <w:szCs w:val="18"/>
+          <w:lang w:val="en-US"/>
+        </w:rPr>
+      </w:pPr>
+    </w:p>
+    <w:tbl>
+      <w:tblPr>
+        <w:tblW w:w="0" w:type="auto"/>
+        <w:tblInd w:w="-72" w:type="dxa"/>
+        <w:tblBorders>
+          <w:top w:val="single" w:sz="4" w:space="0" w:color="auto"/>
+          <w:left w:val="single" w:sz="4" w:space="0" w:color="auto"/>
+          <w:bottom w:val="single" w:sz="4" w:space="0" w:color="auto"/>
+          <w:right w:val="single" w:sz="4" w:space="0" w:color="auto"/>
+          <w:insideH w:val="single" w:sz="4" w:space="0" w:color="auto"/>
+          <w:insideV w:val="single" w:sz="4" w:space="0" w:color="auto"/>
+        </w:tblBorders>
+        <w:tblLook w:val="0000" w:firstRow="0" w:lastRow="0" w:firstColumn="0" w:lastColumn="0" w:noHBand="0" w:noVBand="0"/>
+      </w:tblPr>
+      <w:tblGrid>
+        <w:gridCol w:w="9850"/>
+      </w:tblGrid>
       <w:tr>
         <w:trPr>
           <w:trHeight w:val="300"/>
         </w:trPr>
         <w:tc>
           <w:tcPr>
-            <w:tcW w:w="7693" w:type="dxa"/>
-          </w:tcPr>
-          <w:p>
-            <w:pPr>
-              <w:pStyle w:val="BodyText3"/>
-              <w:spacing w:after="40"/>
-              <w:ind w:right="51"/>
-              <w:rPr>
-                <w:rFonts w:ascii="Arial" w:eastAsia="Times New Roman" w:hAnsi="Arial" w:cs="Arial"/>
-                <w:bCs/>
-                <w:sz w:val="18"/>
-                <w:szCs w:val="18"/>
-                <w:lang w:val="es-MX" w:eastAsia="es-ES"/>
-              </w:rPr>
-            </w:pPr>
-            <w:r>
-              <w:rPr>
-                <w:rFonts w:ascii="Arial" w:eastAsia="Times New Roman" w:hAnsi="Arial" w:cs="Arial"/>
-                <w:bCs/>
-                <w:sz w:val="18"/>
-                <w:szCs w:val="18"/>
-                <w:lang w:val="es-MX" w:eastAsia="es-ES"/>
-              </w:rPr>
-              <w:t xml:space="preserve">- SAFe for Teams Course (5.0)</w:t>
-            </w:r>
-          </w:p>
-        </w:tc>
-        <w:tc>
-          <w:tcPr>
-            <w:tcW w:w="2268" w:type="dxa"/>
+            <w:tcW w:w="9850" w:type="dxa"/>
           </w:tcPr>
           <w:p>
             <w:pPr>
@@ -1593,136 +1658,683 @@
             <w:r>
               <w:rPr>
                 <w:rFonts w:ascii="Arial" w:hAnsi="Arial" w:cs="Arial"/>
+                <w:bCs/>
                 <w:sz w:val="18"/>
                 <w:szCs w:val="18"/>
                 <w:lang w:val="es-MX"/>
               </w:rPr>
-              <w:t xml:space="preserve">2021</w:t>
-            </w:r>
-          </w:p>
-        </w:tc>
-      </w:tr>
-      <w:tr>
-        <w:trPr>
-          <w:trHeight w:val="300"/>
-        </w:trPr>
-        <w:tc>
-          <w:tcPr>
-            <w:tcW w:w="7693" w:type="dxa"/>
-          </w:tcPr>
-          <w:p>
-            <w:pPr>
-              <w:pStyle w:val="BodyText3"/>
-              <w:spacing w:after="40"/>
-              <w:ind w:right="51"/>
-              <w:rPr>
-                <w:rFonts w:ascii="Arial" w:eastAsia="Times New Roman" w:hAnsi="Arial" w:cs="Arial"/>
-                <w:bCs/>
-                <w:sz w:val="18"/>
-                <w:szCs w:val="18"/>
-                <w:lang w:val="es-MX" w:eastAsia="es-ES"/>
-              </w:rPr>
-            </w:pPr>
-            <w:r>
-              <w:rPr>
-                <w:rFonts w:ascii="Arial" w:eastAsia="Times New Roman" w:hAnsi="Arial" w:cs="Arial"/>
-                <w:bCs/>
-                <w:sz w:val="18"/>
-                <w:szCs w:val="18"/>
-                <w:lang w:val="es-MX" w:eastAsia="es-ES"/>
-              </w:rPr>
-              <w:t xml:space="preserve">- Scrum Fundamentals Certified</w:t>
-            </w:r>
-          </w:p>
-        </w:tc>
-        <w:tc>
-          <w:tcPr>
-            <w:tcW w:w="2268" w:type="dxa"/>
-          </w:tcPr>
-          <w:p>
-            <w:pPr>
-              <w:rPr>
-                <w:rFonts w:ascii="Arial" w:hAnsi="Arial" w:cs="Arial"/>
-                <w:sz w:val="18"/>
-                <w:szCs w:val="18"/>
-                <w:lang w:val="es-MX"/>
-              </w:rPr>
-            </w:pPr>
-            <w:r>
-              <w:rPr>
-                <w:rFonts w:ascii="Arial" w:hAnsi="Arial" w:cs="Arial"/>
-                <w:sz w:val="18"/>
-                <w:szCs w:val="18"/>
-                <w:lang w:val="es-MX"/>
-              </w:rPr>
-              <w:t xml:space="preserve">2022</w:t>
-            </w:r>
-          </w:p>
-        </w:tc>
-      </w:tr>
-      <w:tr>
-        <w:trPr>
-          <w:trHeight w:val="300"/>
-        </w:trPr>
-        <w:tc>
-          <w:tcPr>
-            <w:tcW w:w="7693" w:type="dxa"/>
-          </w:tcPr>
-          <w:p>
-            <w:pPr>
-              <w:pStyle w:val="BodyText3"/>
-              <w:spacing w:after="40"/>
-              <w:ind w:right="51"/>
-              <w:rPr>
-                <w:rFonts w:ascii="Arial" w:eastAsia="Times New Roman" w:hAnsi="Arial" w:cs="Arial"/>
-                <w:bCs/>
-                <w:sz w:val="18"/>
-                <w:szCs w:val="18"/>
-                <w:lang w:val="es-MX" w:eastAsia="es-ES"/>
-              </w:rPr>
-            </w:pPr>
-            <w:r>
-              <w:rPr>
-                <w:rFonts w:ascii="Arial" w:eastAsia="Times New Roman" w:hAnsi="Arial" w:cs="Arial"/>
-                <w:bCs/>
-                <w:sz w:val="18"/>
-                <w:szCs w:val="18"/>
-                <w:lang w:val="es-MX" w:eastAsia="es-ES"/>
-              </w:rPr>
-              <w:t xml:space="preserve">- ISO/IEC 27001:2013 Foundation – I27001F</w:t>
-            </w:r>
-          </w:p>
-        </w:tc>
-        <w:tc>
-          <w:tcPr>
-            <w:tcW w:w="2268" w:type="dxa"/>
-          </w:tcPr>
-          <w:p>
-            <w:pPr>
-              <w:rPr>
-                <w:rFonts w:ascii="Arial" w:hAnsi="Arial" w:cs="Arial"/>
-                <w:sz w:val="18"/>
-                <w:szCs w:val="18"/>
-                <w:lang w:val="es-MX"/>
-              </w:rPr>
-            </w:pPr>
-            <w:r>
-              <w:rPr>
-                <w:rFonts w:ascii="Arial" w:hAnsi="Arial" w:cs="Arial"/>
-                <w:sz w:val="18"/>
-                <w:szCs w:val="18"/>
-                <w:lang w:val="es-MX"/>
-              </w:rPr>
-              <w:t xml:space="preserve">2022</w:t>
+              <w:t>- Srum Fundamentals Certified</w:t>
             </w:r>
           </w:p>
         </w:tc>
       </w:tr>
     </w:tbl>
-    <w:p/>
+    <w:p>
+      <w:pPr>
+        <w:jc w:val="both"/>
+        <w:rPr>
+          <w:rFonts w:ascii="Arial" w:hAnsi="Arial" w:cs="Arial"/>
+          <w:bCs/>
+          <w:sz w:val="18"/>
+          <w:szCs w:val="18"/>
+          <w:lang w:val="en-US"/>
+        </w:rPr>
+      </w:pPr>
+    </w:p>
+    <w:p>
+      <w:pPr>
+        <w:jc w:val="both"/>
+        <w:rPr>
+          <w:rFonts w:ascii="Arial" w:hAnsi="Arial" w:cs="Arial"/>
+          <w:bCs/>
+          <w:sz w:val="18"/>
+          <w:szCs w:val="18"/>
+          <w:lang w:val="en-US"/>
+        </w:rPr>
+      </w:pPr>
+    </w:p>
+    <w:p>
+      <w:pPr>
+        <w:jc w:val="both"/>
+        <w:rPr>
+          <w:rFonts w:ascii="Arial" w:hAnsi="Arial" w:cs="Arial"/>
+          <w:bCs/>
+          <w:sz w:val="18"/>
+          <w:szCs w:val="18"/>
+          <w:lang w:val="en-US"/>
+        </w:rPr>
+      </w:pPr>
+    </w:p>
+    <w:p>
+      <w:pPr>
+        <w:jc w:val="both"/>
+        <w:rPr>
+          <w:rFonts w:ascii="Arial" w:hAnsi="Arial" w:cs="Arial"/>
+          <w:bCs/>
+          <w:sz w:val="18"/>
+          <w:szCs w:val="18"/>
+          <w:lang w:val="en-US"/>
+        </w:rPr>
+      </w:pPr>
+    </w:p>
+    <w:p>
+      <w:pPr>
+        <w:jc w:val="both"/>
+        <w:rPr>
+          <w:rFonts w:ascii="Arial" w:hAnsi="Arial" w:cs="Arial"/>
+          <w:bCs/>
+          <w:sz w:val="18"/>
+          <w:szCs w:val="18"/>
+          <w:lang w:val="en-US"/>
+        </w:rPr>
+      </w:pPr>
+    </w:p>
+    <w:p>
+      <w:pPr>
+        <w:jc w:val="both"/>
+        <w:rPr>
+          <w:rFonts w:ascii="Arial" w:hAnsi="Arial" w:cs="Arial"/>
+          <w:bCs/>
+          <w:sz w:val="18"/>
+          <w:szCs w:val="18"/>
+          <w:lang w:val="en-US"/>
+        </w:rPr>
+      </w:pPr>
+    </w:p>
+    <w:p>
+      <w:pPr>
+        <w:jc w:val="both"/>
+        <w:rPr>
+          <w:rFonts w:ascii="Arial" w:hAnsi="Arial" w:cs="Arial"/>
+          <w:bCs/>
+          <w:sz w:val="18"/>
+          <w:szCs w:val="18"/>
+          <w:lang w:val="en-US"/>
+        </w:rPr>
+      </w:pPr>
+    </w:p>
+    <w:p>
+      <w:pPr>
+        <w:jc w:val="both"/>
+        <w:rPr>
+          <w:rFonts w:ascii="Arial" w:hAnsi="Arial" w:cs="Arial"/>
+          <w:bCs/>
+          <w:sz w:val="18"/>
+          <w:szCs w:val="18"/>
+          <w:lang w:val="en-US"/>
+        </w:rPr>
+      </w:pPr>
+    </w:p>
+    <w:p>
+      <w:pPr>
+        <w:jc w:val="both"/>
+        <w:rPr>
+          <w:rFonts w:ascii="Arial" w:hAnsi="Arial" w:cs="Arial"/>
+          <w:bCs/>
+          <w:sz w:val="18"/>
+          <w:szCs w:val="18"/>
+          <w:lang w:val="en-US"/>
+        </w:rPr>
+      </w:pPr>
+    </w:p>
+    <w:p>
+      <w:pPr>
+        <w:jc w:val="both"/>
+        <w:rPr>
+          <w:rFonts w:ascii="Arial" w:hAnsi="Arial" w:cs="Arial"/>
+          <w:bCs/>
+          <w:sz w:val="18"/>
+          <w:szCs w:val="18"/>
+          <w:lang w:val="en-US"/>
+        </w:rPr>
+      </w:pPr>
+    </w:p>
+    <w:p>
+      <w:pPr>
+        <w:jc w:val="both"/>
+        <w:rPr>
+          <w:rFonts w:ascii="Arial" w:hAnsi="Arial" w:cs="Arial"/>
+          <w:bCs/>
+          <w:sz w:val="18"/>
+          <w:szCs w:val="18"/>
+          <w:lang w:val="en-US"/>
+        </w:rPr>
+      </w:pPr>
+    </w:p>
+    <w:p>
+      <w:pPr>
+        <w:jc w:val="both"/>
+        <w:rPr>
+          <w:rFonts w:ascii="Arial" w:hAnsi="Arial" w:cs="Arial"/>
+          <w:bCs/>
+          <w:sz w:val="18"/>
+          <w:szCs w:val="18"/>
+          <w:lang w:val="en-US"/>
+        </w:rPr>
+      </w:pPr>
+    </w:p>
+    <w:p>
+      <w:pPr>
+        <w:jc w:val="both"/>
+        <w:rPr>
+          <w:rFonts w:ascii="Arial" w:hAnsi="Arial" w:cs="Arial"/>
+          <w:bCs/>
+          <w:sz w:val="18"/>
+          <w:szCs w:val="18"/>
+          <w:lang w:val="en-US"/>
+        </w:rPr>
+      </w:pPr>
+    </w:p>
+    <w:p>
+      <w:pPr>
+        <w:jc w:val="both"/>
+        <w:rPr>
+          <w:rFonts w:ascii="Arial" w:hAnsi="Arial" w:cs="Arial"/>
+          <w:bCs/>
+          <w:sz w:val="18"/>
+          <w:szCs w:val="18"/>
+          <w:lang w:val="en-US"/>
+        </w:rPr>
+      </w:pPr>
+    </w:p>
+    <w:p>
+      <w:pPr>
+        <w:jc w:val="both"/>
+        <w:rPr>
+          <w:rFonts w:ascii="Arial" w:hAnsi="Arial" w:cs="Arial"/>
+          <w:bCs/>
+          <w:sz w:val="18"/>
+          <w:szCs w:val="18"/>
+          <w:lang w:val="en-US"/>
+        </w:rPr>
+      </w:pPr>
+    </w:p>
+    <w:p>
+      <w:pPr>
+        <w:jc w:val="both"/>
+        <w:rPr>
+          <w:rFonts w:ascii="Arial" w:hAnsi="Arial" w:cs="Arial"/>
+          <w:bCs/>
+          <w:sz w:val="18"/>
+          <w:szCs w:val="18"/>
+          <w:lang w:val="en-US"/>
+        </w:rPr>
+      </w:pPr>
+    </w:p>
+    <w:p>
+      <w:pPr>
+        <w:jc w:val="both"/>
+        <w:rPr>
+          <w:rFonts w:ascii="Arial" w:hAnsi="Arial" w:cs="Arial"/>
+          <w:bCs/>
+          <w:sz w:val="18"/>
+          <w:szCs w:val="18"/>
+          <w:lang w:val="en-US"/>
+        </w:rPr>
+      </w:pPr>
+    </w:p>
+    <w:p>
+      <w:pPr>
+        <w:jc w:val="both"/>
+        <w:rPr>
+          <w:rFonts w:ascii="Arial" w:hAnsi="Arial" w:cs="Arial"/>
+          <w:bCs/>
+          <w:sz w:val="18"/>
+          <w:szCs w:val="18"/>
+          <w:lang w:val="en-US"/>
+        </w:rPr>
+      </w:pPr>
+    </w:p>
+    <w:p>
+      <w:pPr>
+        <w:jc w:val="both"/>
+        <w:rPr>
+          <w:rFonts w:ascii="Arial" w:hAnsi="Arial" w:cs="Arial"/>
+          <w:bCs/>
+          <w:sz w:val="18"/>
+          <w:szCs w:val="18"/>
+          <w:lang w:val="en-US"/>
+        </w:rPr>
+      </w:pPr>
+    </w:p>
+    <w:p>
+      <w:pPr>
+        <w:jc w:val="both"/>
+        <w:rPr>
+          <w:rFonts w:ascii="Arial" w:hAnsi="Arial" w:cs="Arial"/>
+          <w:bCs/>
+          <w:sz w:val="18"/>
+          <w:szCs w:val="18"/>
+          <w:lang w:val="en-US"/>
+        </w:rPr>
+      </w:pPr>
+    </w:p>
+    <w:p>
+      <w:pPr>
+        <w:jc w:val="both"/>
+        <w:rPr>
+          <w:rFonts w:ascii="Arial" w:hAnsi="Arial" w:cs="Arial"/>
+          <w:bCs/>
+          <w:sz w:val="18"/>
+          <w:szCs w:val="18"/>
+          <w:lang w:val="en-US"/>
+        </w:rPr>
+      </w:pPr>
+    </w:p>
+    <w:p>
+      <w:pPr>
+        <w:jc w:val="both"/>
+        <w:rPr>
+          <w:rFonts w:ascii="Arial" w:hAnsi="Arial" w:cs="Arial"/>
+          <w:bCs/>
+          <w:sz w:val="18"/>
+          <w:szCs w:val="18"/>
+          <w:lang w:val="en-US"/>
+        </w:rPr>
+      </w:pPr>
+    </w:p>
+    <w:p>
+      <w:pPr>
+        <w:jc w:val="both"/>
+        <w:rPr>
+          <w:rFonts w:ascii="Arial" w:hAnsi="Arial" w:cs="Arial"/>
+          <w:bCs/>
+          <w:sz w:val="18"/>
+          <w:szCs w:val="18"/>
+          <w:lang w:val="en-US"/>
+        </w:rPr>
+      </w:pPr>
+    </w:p>
+    <w:p>
+      <w:pPr>
+        <w:jc w:val="both"/>
+        <w:rPr>
+          <w:rFonts w:ascii="Arial" w:hAnsi="Arial" w:cs="Arial"/>
+          <w:bCs/>
+          <w:sz w:val="18"/>
+          <w:szCs w:val="18"/>
+          <w:lang w:val="en-US"/>
+        </w:rPr>
+      </w:pPr>
+    </w:p>
+    <w:p>
+      <w:pPr>
+        <w:jc w:val="both"/>
+        <w:rPr>
+          <w:rFonts w:ascii="Arial" w:hAnsi="Arial" w:cs="Arial"/>
+          <w:bCs/>
+          <w:sz w:val="18"/>
+          <w:szCs w:val="18"/>
+          <w:lang w:val="en-US"/>
+        </w:rPr>
+      </w:pPr>
+    </w:p>
+    <w:p>
+      <w:pPr>
+        <w:jc w:val="both"/>
+        <w:rPr>
+          <w:rFonts w:ascii="Arial" w:hAnsi="Arial" w:cs="Arial"/>
+          <w:bCs/>
+          <w:sz w:val="18"/>
+          <w:szCs w:val="18"/>
+          <w:lang w:val="en-US"/>
+        </w:rPr>
+      </w:pPr>
+    </w:p>
+    <w:p>
+      <w:pPr>
+        <w:jc w:val="both"/>
+        <w:rPr>
+          <w:rFonts w:ascii="Arial" w:hAnsi="Arial" w:cs="Arial"/>
+          <w:bCs/>
+          <w:sz w:val="18"/>
+          <w:szCs w:val="18"/>
+          <w:lang w:val="en-US"/>
+        </w:rPr>
+      </w:pPr>
+    </w:p>
+    <w:p>
+      <w:pPr>
+        <w:jc w:val="both"/>
+        <w:rPr>
+          <w:rFonts w:ascii="Arial" w:hAnsi="Arial" w:cs="Arial"/>
+          <w:bCs/>
+          <w:sz w:val="18"/>
+          <w:szCs w:val="18"/>
+          <w:lang w:val="en-US"/>
+        </w:rPr>
+      </w:pPr>
+    </w:p>
+    <w:p>
+      <w:pPr>
+        <w:jc w:val="both"/>
+        <w:rPr>
+          <w:rFonts w:ascii="Arial" w:hAnsi="Arial" w:cs="Arial"/>
+          <w:bCs/>
+          <w:sz w:val="18"/>
+          <w:szCs w:val="18"/>
+          <w:lang w:val="en-US"/>
+        </w:rPr>
+      </w:pPr>
+    </w:p>
+    <w:p>
+      <w:pPr>
+        <w:jc w:val="both"/>
+        <w:rPr>
+          <w:rFonts w:ascii="Arial" w:hAnsi="Arial" w:cs="Arial"/>
+          <w:bCs/>
+          <w:sz w:val="18"/>
+          <w:szCs w:val="18"/>
+          <w:lang w:val="en-US"/>
+        </w:rPr>
+      </w:pPr>
+    </w:p>
+    <w:p>
+      <w:pPr>
+        <w:jc w:val="both"/>
+        <w:rPr>
+          <w:rFonts w:ascii="Arial" w:hAnsi="Arial" w:cs="Arial"/>
+          <w:bCs/>
+          <w:sz w:val="18"/>
+          <w:szCs w:val="18"/>
+          <w:lang w:val="en-US"/>
+        </w:rPr>
+      </w:pPr>
+    </w:p>
+    <w:p>
+      <w:pPr>
+        <w:jc w:val="both"/>
+        <w:rPr>
+          <w:rFonts w:ascii="Arial" w:hAnsi="Arial" w:cs="Arial"/>
+          <w:bCs/>
+          <w:sz w:val="18"/>
+          <w:szCs w:val="18"/>
+          <w:lang w:val="en-US"/>
+        </w:rPr>
+      </w:pPr>
+    </w:p>
+    <w:p>
+      <w:pPr>
+        <w:jc w:val="both"/>
+        <w:rPr>
+          <w:rFonts w:ascii="Arial" w:hAnsi="Arial" w:cs="Arial"/>
+          <w:bCs/>
+          <w:sz w:val="18"/>
+          <w:szCs w:val="18"/>
+          <w:lang w:val="en-US"/>
+        </w:rPr>
+      </w:pPr>
+    </w:p>
+    <w:p>
+      <w:pPr>
+        <w:jc w:val="both"/>
+        <w:rPr>
+          <w:rFonts w:ascii="Arial" w:hAnsi="Arial" w:cs="Arial"/>
+          <w:bCs/>
+          <w:sz w:val="18"/>
+          <w:szCs w:val="18"/>
+          <w:lang w:val="en-US"/>
+        </w:rPr>
+      </w:pPr>
+    </w:p>
+    <w:p>
+      <w:pPr>
+        <w:jc w:val="both"/>
+        <w:rPr>
+          <w:rFonts w:ascii="Arial" w:hAnsi="Arial" w:cs="Arial"/>
+          <w:bCs/>
+          <w:sz w:val="18"/>
+          <w:szCs w:val="18"/>
+          <w:lang w:val="en-US"/>
+        </w:rPr>
+      </w:pPr>
+    </w:p>
+    <w:p>
+      <w:pPr>
+        <w:jc w:val="both"/>
+        <w:rPr>
+          <w:rFonts w:ascii="Arial" w:hAnsi="Arial" w:cs="Arial"/>
+          <w:bCs/>
+          <w:sz w:val="18"/>
+          <w:szCs w:val="18"/>
+          <w:lang w:val="en-US"/>
+        </w:rPr>
+      </w:pPr>
+    </w:p>
+    <w:p>
+      <w:pPr>
+        <w:jc w:val="both"/>
+        <w:rPr>
+          <w:rFonts w:ascii="Arial" w:hAnsi="Arial" w:cs="Arial"/>
+          <w:bCs/>
+          <w:sz w:val="18"/>
+          <w:szCs w:val="18"/>
+          <w:lang w:val="en-US"/>
+        </w:rPr>
+      </w:pPr>
+    </w:p>
+    <w:p>
+      <w:pPr>
+        <w:jc w:val="both"/>
+        <w:rPr>
+          <w:rFonts w:ascii="Arial" w:hAnsi="Arial" w:cs="Arial"/>
+          <w:bCs/>
+          <w:sz w:val="18"/>
+          <w:szCs w:val="18"/>
+          <w:lang w:val="en-US"/>
+        </w:rPr>
+      </w:pPr>
+    </w:p>
+    <w:p>
+      <w:pPr>
+        <w:jc w:val="both"/>
+        <w:rPr>
+          <w:rFonts w:ascii="Arial" w:hAnsi="Arial" w:cs="Arial"/>
+          <w:bCs/>
+          <w:sz w:val="18"/>
+          <w:szCs w:val="18"/>
+          <w:lang w:val="en-US"/>
+        </w:rPr>
+      </w:pPr>
+    </w:p>
+    <w:p>
+      <w:pPr>
+        <w:jc w:val="both"/>
+        <w:rPr>
+          <w:rFonts w:ascii="Arial" w:hAnsi="Arial" w:cs="Arial"/>
+          <w:bCs/>
+          <w:sz w:val="18"/>
+          <w:szCs w:val="18"/>
+          <w:lang w:val="en-US"/>
+        </w:rPr>
+      </w:pPr>
+    </w:p>
+    <w:p>
+      <w:pPr>
+        <w:jc w:val="both"/>
+        <w:rPr>
+          <w:rFonts w:ascii="Arial" w:hAnsi="Arial" w:cs="Arial"/>
+          <w:bCs/>
+          <w:sz w:val="18"/>
+          <w:szCs w:val="18"/>
+          <w:lang w:val="en-US"/>
+        </w:rPr>
+      </w:pPr>
+    </w:p>
+    <w:p>
+      <w:pPr>
+        <w:jc w:val="both"/>
+        <w:rPr>
+          <w:rFonts w:ascii="Arial" w:hAnsi="Arial" w:cs="Arial"/>
+          <w:bCs/>
+          <w:sz w:val="18"/>
+          <w:szCs w:val="18"/>
+          <w:lang w:val="en-US"/>
+        </w:rPr>
+      </w:pPr>
+    </w:p>
+    <w:p>
+      <w:pPr>
+        <w:jc w:val="both"/>
+        <w:rPr>
+          <w:rFonts w:ascii="Arial" w:hAnsi="Arial" w:cs="Arial"/>
+          <w:bCs/>
+          <w:sz w:val="18"/>
+          <w:szCs w:val="18"/>
+          <w:lang w:val="en-US"/>
+        </w:rPr>
+      </w:pPr>
+    </w:p>
+    <w:p>
+      <w:pPr>
+        <w:jc w:val="both"/>
+        <w:rPr>
+          <w:rFonts w:ascii="Arial" w:hAnsi="Arial" w:cs="Arial"/>
+          <w:bCs/>
+          <w:sz w:val="18"/>
+          <w:szCs w:val="18"/>
+          <w:lang w:val="en-US"/>
+        </w:rPr>
+      </w:pPr>
+    </w:p>
+    <w:p>
+      <w:pPr>
+        <w:jc w:val="both"/>
+        <w:rPr>
+          <w:rFonts w:ascii="Arial" w:hAnsi="Arial" w:cs="Arial"/>
+          <w:bCs/>
+          <w:sz w:val="18"/>
+          <w:szCs w:val="18"/>
+          <w:lang w:val="en-US"/>
+        </w:rPr>
+      </w:pPr>
+    </w:p>
+    <w:p>
+      <w:pPr>
+        <w:jc w:val="both"/>
+        <w:rPr>
+          <w:rFonts w:ascii="Arial" w:hAnsi="Arial" w:cs="Arial"/>
+          <w:bCs/>
+          <w:sz w:val="18"/>
+          <w:szCs w:val="18"/>
+          <w:lang w:val="en-US"/>
+        </w:rPr>
+      </w:pPr>
+    </w:p>
+    <w:p>
+      <w:pPr>
+        <w:jc w:val="both"/>
+        <w:rPr>
+          <w:rFonts w:ascii="Arial" w:hAnsi="Arial" w:cs="Arial"/>
+          <w:bCs/>
+          <w:sz w:val="18"/>
+          <w:szCs w:val="18"/>
+          <w:lang w:val="en-US"/>
+        </w:rPr>
+      </w:pPr>
+    </w:p>
+    <w:p>
+      <w:pPr>
+        <w:jc w:val="both"/>
+        <w:rPr>
+          <w:rFonts w:ascii="Arial" w:hAnsi="Arial" w:cs="Arial"/>
+          <w:bCs/>
+          <w:sz w:val="18"/>
+          <w:szCs w:val="18"/>
+          <w:lang w:val="en-US"/>
+        </w:rPr>
+      </w:pPr>
+    </w:p>
+    <w:p>
+      <w:pPr>
+        <w:jc w:val="both"/>
+        <w:rPr>
+          <w:rFonts w:ascii="Arial" w:hAnsi="Arial" w:cs="Arial"/>
+          <w:bCs/>
+          <w:sz w:val="18"/>
+          <w:szCs w:val="18"/>
+          <w:lang w:val="en-US"/>
+        </w:rPr>
+      </w:pPr>
+      <w:r>
+        <w:rPr>
+          <w:rFonts w:ascii="Arial" w:hAnsi="Arial" w:cs="Arial"/>
+          <w:noProof/>
+          <w:sz w:val="18"/>
+          <w:szCs w:val="18"/>
+          <w:lang w:val="en-US"/>
+        </w:rPr>
+        <w:lastRenderedPageBreak/>
+        <w:pict w14:anchorId="3E556B72">
+          <v:shapetype id="_x0000_t75" coordsize="21600,21600" o:spt="75" o:preferrelative="t" path="m@4@5l@4@11@9@11@9@5xe" filled="f" stroked="f">
+            <v:stroke joinstyle="miter"/>
+            <v:formulas>
+              <v:f eqn="if lineDrawn pixelLineWidth 0"/>
+              <v:f eqn="sum @0 1 0"/>
+              <v:f eqn="sum 0 0 @1"/>
+              <v:f eqn="prod @2 1 2"/>
+              <v:f eqn="prod @3 21600 pixelWidth"/>
+              <v:f eqn="prod @3 21600 pixelHeight"/>
+              <v:f eqn="sum @0 0 1"/>
+              <v:f eqn="prod @6 1 2"/>
+              <v:f eqn="prod @7 21600 pixelWidth"/>
+              <v:f eqn="sum @8 21600 0"/>
+              <v:f eqn="prod @7 21600 pixelHeight"/>
+              <v:f eqn="sum @10 21600 0"/>
+            </v:formulas>
+            <v:path o:extrusionok="f" gradientshapeok="t" o:connecttype="rect"/>
+            <o:lock v:ext="edit" aspectratio="t"/>
+          </v:shapetype>
+          <v:shape id="Picture 1" o:spid="_x0000_i1025" type="#_x0000_t75" style="width:200pt;height:318.5pt;visibility:visible;mso-wrap-style:square">
+            <v:imagedata r:id="rId11" o:title=""/>
+          </v:shape>
+        </w:pict>
+      </w:r>
+    </w:p>
+    <w:p>
+      <w:r>
+        <w:br w:type="page"/>
+      </w:r>
+    </w:p>
+    <w:p>
+      <w:r>
+        <w:drawing>
+          <wp:inline xmlns:a="http://schemas.openxmlformats.org/drawingml/2006/main" xmlns:pic="http://schemas.openxmlformats.org/drawingml/2006/picture">
+            <wp:extent cx="5486400" cy="7763273"/>
+            <wp:docPr id="1" name="Picture 1"/>
+            <wp:cNvGraphicFramePr>
+              <a:graphicFrameLocks noChangeAspect="1"/>
+            </wp:cNvGraphicFramePr>
+            <a:graphic>
+              <a:graphicData uri="http://schemas.openxmlformats.org/drawingml/2006/picture">
+                <pic:pic>
+                  <pic:nvPicPr>
+                    <pic:cNvPr id="0" name="Título y Cédula profesional DJHD_page1_temp.png"/>
+                    <pic:cNvPicPr/>
+                  </pic:nvPicPr>
+                  <pic:blipFill>
+                    <a:blip r:embed="rId16"/>
+                    <a:stretch>
+                      <a:fillRect/>
+                    </a:stretch>
+                  </pic:blipFill>
+                  <pic:spPr>
+                    <a:xfrm>
+                      <a:off x="0" y="0"/>
+                      <a:ext cx="5486400" cy="7763273"/>
+                    </a:xfrm>
+                    <a:prstGeom prst="rect"/>
+                  </pic:spPr>
+                </pic:pic>
+              </a:graphicData>
+            </a:graphic>
+          </wp:inline>
+        </w:drawing>
+      </w:r>
+    </w:p>
     <w:sectPr>
-      <w:headerReference w:type="default" r:id="rId11"/>
-      <w:footerReference w:type="default" r:id="rId12"/>
+      <w:headerReference w:type="default" r:id="rId12"/>
+      <w:footerReference w:type="default" r:id="rId13"/>
       <w:pgSz w:w="12240" w:h="15840"/>
       <w:pgMar w:top="1418" w:right="1260" w:bottom="1134" w:left="1418" w:header="720" w:footer="720" w:gutter="0"/>
       <w:cols w:space="720"/>

--- a/cv/final_cv/testers/Dulce Janet Hernandez Delgado - CV_generado.docx
+++ b/cv/final_cv/testers/Dulce Janet Hernandez Delgado - CV_generado.docx
@@ -43,16 +43,6 @@
     <w:p>
       <w:pPr>
         <w:pStyle w:val="Title"/>
-        <w:rPr>
-          <w:b/>
-          <w:bCs/>
-          <w:lang w:val="es-MX"/>
-        </w:rPr>
-      </w:pPr>
-    </w:p>
-    <w:p>
-      <w:pPr>
-        <w:pStyle w:val="Title"/>
         <w:jc w:val="left"/>
         <w:rPr>
           <w:b/>
@@ -62,36 +52,6 @@
           <w:lang w:val="es-MX"/>
         </w:rPr>
       </w:pPr>
-      <w:r>
-        <w:rPr>
-          <w:b/>
-          <w:bCs/>
-          <w:sz w:val="18"/>
-          <w:szCs w:val="18"/>
-          <w:lang w:val="es-MX"/>
-        </w:rPr>
-        <w:t>Folio</w:t>
-      </w:r>
-      <w:r>
-        <w:rPr>
-          <w:b/>
-          <w:bCs/>
-          <w:sz w:val="18"/>
-          <w:szCs w:val="18"/>
-          <w:lang w:val="es-MX"/>
-        </w:rPr>
-        <w:t xml:space="preserve">: </w:t>
-      </w:r>
-      <w:r>
-        <w:rPr>
-          <w:b/>
-          <w:bCs/>
-          <w:sz w:val="18"/>
-          <w:szCs w:val="18"/>
-          <w:lang w:val="es-MX"/>
-        </w:rPr>
-        <w:t>-</w:t>
-      </w:r>
     </w:p>
     <w:p>
       <w:pPr>
@@ -131,7 +91,17 @@
           <w:szCs w:val="18"/>
           <w:u w:val="single"/>
         </w:rPr>
-        <w:t>RESUMEN PROFESIONAL</w:t>
+        <w:t>EXPERIENCIA</w:t>
+      </w:r>
+      <w:r>
+        <w:rPr>
+          <w:rFonts w:ascii="Arial" w:hAnsi="Arial" w:cs="Arial"/>
+          <w:b/>
+          <w:sz w:val="18"/>
+          <w:szCs w:val="18"/>
+          <w:u w:val="single"/>
+        </w:rPr>
+        <w:t xml:space="preserve"> PROFESIONAL</w:t>
       </w:r>
     </w:p>
     <w:p>
@@ -191,40 +161,7 @@
                 <w:szCs w:val="18"/>
                 <w:lang w:val="es-MX" w:eastAsia="es-ES"/>
               </w:rPr>
-              <w:t>Planear y ejecutar pruebas para verificar el cumplimiento de requisitos funcionales.</w:t>
-            </w:r>
-            <w:r>
-              <w:rPr>
-                <w:rFonts w:ascii="Arial" w:eastAsia="Times New Roman" w:hAnsi="Arial" w:cs="Arial"/>
-                <w:bCs/>
-                <w:sz w:val="18"/>
-                <w:szCs w:val="18"/>
-                <w:lang w:val="es-MX" w:eastAsia="es-ES"/>
-              </w:rPr>
-              <w:br/>
-              <w:t>Validar resultados contra matrices de pruebas y criterios de aceptación definidos.</w:t>
-            </w:r>
-            <w:r>
-              <w:rPr>
-                <w:rFonts w:ascii="Arial" w:eastAsia="Times New Roman" w:hAnsi="Arial" w:cs="Arial"/>
-                <w:bCs/>
-                <w:sz w:val="18"/>
-                <w:szCs w:val="18"/>
-                <w:lang w:val="es-MX" w:eastAsia="es-ES"/>
-              </w:rPr>
-              <w:br/>
-              <w:t>Identificar y documentar defectos, y dar seguimiento hasta su resolución.</w:t>
-            </w:r>
-            <w:r>
-              <w:rPr>
-                <w:rFonts w:ascii="Arial" w:eastAsia="Times New Roman" w:hAnsi="Arial" w:cs="Arial"/>
-                <w:bCs/>
-                <w:sz w:val="18"/>
-                <w:szCs w:val="18"/>
-                <w:lang w:val="es-MX" w:eastAsia="es-ES"/>
-              </w:rPr>
-              <w:br/>
-              <w:t>Generar evidencia y reportes de estatus para soporte a decisiones de calidad.</w:t>
+              <w:t>Cuento con al menos 2 años de experiencia en pruebas de software.</w:t>
             </w:r>
             <w:r>
               <w:rPr>
@@ -245,7 +182,7 @@
                 <w:lang w:val="es-MX" w:eastAsia="es-ES"/>
               </w:rPr>
               <w:br/>
-              <w:t>Coordinar la creación y mantenimiento de matrices RDP y casos de prueba.</w:t>
+              <w:t>Soy Ingeniero de Pruebas Senior con 9 años de experiencia en control de calidad de software, especializado en pruebas manuales. Planifico, diseño y ejecuto pruebas funcionales, de integración, de regresión y Pruebas de Aceptación de Usuario (UAT), y desarrollo matrices y casos de prueba para verificar requerimientos y asegurar la calidad del producto. Trabajo con metodologías ágiles y en cascada, y utilizo herramientas de gestión y seguimiento para documentar evidencias y gestionar defectos.</w:t>
             </w:r>
             <w:r>
               <w:rPr>
@@ -256,7 +193,6 @@
                 <w:lang w:val="es-MX" w:eastAsia="es-ES"/>
               </w:rPr>
               <w:br/>
-              <w:t>Realizar pruebas funcionales, de integración, regresión y UAT en ambientes controlados.</w:t>
             </w:r>
             <w:r>
               <w:rPr>
@@ -267,18 +203,7 @@
                 <w:lang w:val="es-MX" w:eastAsia="es-ES"/>
               </w:rPr>
               <w:br/>
-              <w:t>Comunicar hallazgos al equipo de desarrollo y negocio para la priorización de incidencias.</w:t>
-            </w:r>
-            <w:r>
-              <w:rPr>
-                <w:rFonts w:ascii="Arial" w:eastAsia="Times New Roman" w:hAnsi="Arial" w:cs="Arial"/>
-                <w:bCs/>
-                <w:sz w:val="18"/>
-                <w:szCs w:val="18"/>
-                <w:lang w:val="es-MX" w:eastAsia="es-ES"/>
-              </w:rPr>
-              <w:br/>
-              <w:t>Contribuir a la mejora continua de procesos y documentación de pruebas.</w:t>
+              <w:t>Aporto pensamiento analítico, atención al detalle y comunicación efectiva para garantir entregables de calidad; he trabajado en sectores de gobierno, salud, financiero y telecomunicaciones, participando en la identificación de ambigüedades, generación de reportes y mejora de procesos para asegurar criterios de salida claros.</w:t>
             </w:r>
           </w:p>
         </w:tc>
@@ -497,7 +422,7 @@
                 <w:szCs w:val="18"/>
                 <w:lang w:val="es-MX"/>
               </w:rPr>
-              <w:t>Septiembre 2024</w:t>
+              <w:t>16 septiembre 2024</w:t>
             </w:r>
           </w:p>
         </w:tc>
@@ -628,7 +553,7 @@
                 <w:szCs w:val="20"/>
                 <w:lang w:val="es-MX"/>
               </w:rPr>
-              <w:t>• Planear, analizar, diseñar y estimar pruebas con metodologías Scrum y cascada.</w:t>
+              <w:t>• Superviso el cumplimiento de los requerimientos funcionales del producto y verifico que esté libre de fallas mediante la planeación y ejecución de pruebas basadas en una matriz. Habilidades en: metodologías de pruebas, pensamiento lógico, comunicación, atención al detalle, adaptabilidad y flexibilidad.</w:t>
             </w:r>
           </w:p>
           <w:p>
@@ -647,7 +572,7 @@
                 <w:szCs w:val="20"/>
                 <w:lang w:val="es-MX"/>
               </w:rPr>
-              <w:t>• Analizar requerimientos e historias de usuario y revisar/refinar criterios de aceptación (CTHU y AT).</w:t>
+              <w:t>• Planifico, analizo, diseño, ejecuto y estimo pruebas con la metodología Scrum y en cascada.</w:t>
             </w:r>
           </w:p>
           <w:p>
@@ -666,7 +591,7 @@
                 <w:szCs w:val="20"/>
                 <w:lang w:val="es-MX"/>
               </w:rPr>
-              <w:t>• Diseñar matrices y casos de prueba aplicando técnicas de diseño de casos de prueba.</w:t>
+              <w:t>• Analizo requerimientos funcionales e historias de usuario.</w:t>
             </w:r>
           </w:p>
           <w:p>
@@ -685,7 +610,7 @@
                 <w:szCs w:val="20"/>
                 <w:lang w:val="es-MX"/>
               </w:rPr>
-              <w:t>• Ejecutar y dar seguimiento a pruebas manuales dinámicas (unitarias, funcionales, integrales, sistema, UAT y regresión) en ambiente QA.</w:t>
+              <w:t>• Reviso y refino historias de usuario, CTHU y criterios de aceptación (AT).</w:t>
             </w:r>
           </w:p>
           <w:p>
@@ -704,7 +629,7 @@
                 <w:szCs w:val="20"/>
                 <w:lang w:val="es-MX"/>
               </w:rPr>
-              <w:t>• Registrar y dar seguimiento a defectos y evidencias en Jira, Mantis y Service Now.</w:t>
+              <w:t>• Realizo análisis y diseño para la generación de matrices de prueba.</w:t>
             </w:r>
           </w:p>
           <w:p>
@@ -723,7 +648,197 @@
                 <w:szCs w:val="20"/>
                 <w:lang w:val="es-MX"/>
               </w:rPr>
-              <w:t>• Elaborar plan de pruebas, reporte de ambigüedades, registro de riesgos y documentación de evidencias.</w:t>
+              <w:t>• Elaboro pruebas estáticas (revisiones guiadas, formales e informales).</w:t>
+            </w:r>
+          </w:p>
+          <w:p>
+            <w:pPr>
+              <w:pStyle w:val="NoSpacing"/>
+              <w:ind w:left="0"/>
+              <w:jc w:val="both"/>
+              <w:rPr>
+                <w:szCs w:val="22"/>
+                <w:lang w:val="es-MX"/>
+              </w:rPr>
+            </w:pPr>
+            <w:r>
+              <w:rPr>
+                <w:sz w:val="18"/>
+                <w:szCs w:val="20"/>
+                <w:lang w:val="es-MX"/>
+              </w:rPr>
+              <w:t>• Elaboro reporte de ambigüedades, registro de riesgos, plan de pruebas y seguimiento de defectos.</w:t>
+            </w:r>
+          </w:p>
+          <w:p>
+            <w:pPr>
+              <w:pStyle w:val="NoSpacing"/>
+              <w:ind w:left="0"/>
+              <w:jc w:val="both"/>
+              <w:rPr>
+                <w:szCs w:val="22"/>
+                <w:lang w:val="es-MX"/>
+              </w:rPr>
+            </w:pPr>
+            <w:r>
+              <w:rPr>
+                <w:sz w:val="18"/>
+                <w:szCs w:val="20"/>
+                <w:lang w:val="es-MX"/>
+              </w:rPr>
+              <w:t>• Planifico, analizo, diseño, ejecuto y estimo pruebas.</w:t>
+            </w:r>
+          </w:p>
+          <w:p>
+            <w:pPr>
+              <w:pStyle w:val="NoSpacing"/>
+              <w:ind w:left="0"/>
+              <w:jc w:val="both"/>
+              <w:rPr>
+                <w:szCs w:val="22"/>
+                <w:lang w:val="es-MX"/>
+              </w:rPr>
+            </w:pPr>
+            <w:r>
+              <w:rPr>
+                <w:sz w:val="18"/>
+                <w:szCs w:val="20"/>
+                <w:lang w:val="es-MX"/>
+              </w:rPr>
+              <w:t>• Realizo análisis y diseño para la generación de matrices de prueba.</w:t>
+            </w:r>
+          </w:p>
+          <w:p>
+            <w:pPr>
+              <w:pStyle w:val="NoSpacing"/>
+              <w:ind w:left="0"/>
+              <w:jc w:val="both"/>
+              <w:rPr>
+                <w:szCs w:val="22"/>
+                <w:lang w:val="es-MX"/>
+              </w:rPr>
+            </w:pPr>
+            <w:r>
+              <w:rPr>
+                <w:sz w:val="18"/>
+                <w:szCs w:val="20"/>
+                <w:lang w:val="es-MX"/>
+              </w:rPr>
+              <w:t>• Creo casos de prueba aplicando técnicas de diseño.</w:t>
+            </w:r>
+          </w:p>
+          <w:p>
+            <w:pPr>
+              <w:pStyle w:val="NoSpacing"/>
+              <w:ind w:left="0"/>
+              <w:jc w:val="both"/>
+              <w:rPr>
+                <w:szCs w:val="22"/>
+                <w:lang w:val="es-MX"/>
+              </w:rPr>
+            </w:pPr>
+            <w:r>
+              <w:rPr>
+                <w:sz w:val="18"/>
+                <w:szCs w:val="20"/>
+                <w:lang w:val="es-MX"/>
+              </w:rPr>
+              <w:t>• Genero revisión por pares para garantizar la calidad de entregables (casos de prueba, matrices, estimación, etc.).</w:t>
+            </w:r>
+          </w:p>
+          <w:p>
+            <w:pPr>
+              <w:pStyle w:val="NoSpacing"/>
+              <w:ind w:left="0"/>
+              <w:jc w:val="both"/>
+              <w:rPr>
+                <w:szCs w:val="22"/>
+                <w:lang w:val="es-MX"/>
+              </w:rPr>
+            </w:pPr>
+            <w:r>
+              <w:rPr>
+                <w:sz w:val="18"/>
+                <w:szCs w:val="20"/>
+                <w:lang w:val="es-MX"/>
+              </w:rPr>
+              <w:t>• Ejecuto y doy seguimiento a pruebas dinámicas manuales (funcionales, de componente, integrales, de sistema, Pruebas de Aceptación de Usuario (UAT), confirmación, exploratorias y de regresión) en ambiente de Aseguramiento de la Calidad (QA).</w:t>
+            </w:r>
+          </w:p>
+          <w:p>
+            <w:pPr>
+              <w:pStyle w:val="NoSpacing"/>
+              <w:ind w:left="0"/>
+              <w:jc w:val="both"/>
+              <w:rPr>
+                <w:szCs w:val="22"/>
+                <w:lang w:val="es-MX"/>
+              </w:rPr>
+            </w:pPr>
+            <w:r>
+              <w:rPr>
+                <w:sz w:val="18"/>
+                <w:szCs w:val="20"/>
+                <w:lang w:val="es-MX"/>
+              </w:rPr>
+              <w:t>• Elaboro documentación de pruebas (evidencias y defectos de pruebas).</w:t>
+            </w:r>
+          </w:p>
+          <w:p>
+            <w:pPr>
+              <w:pStyle w:val="NoSpacing"/>
+              <w:ind w:left="0"/>
+              <w:jc w:val="both"/>
+              <w:rPr>
+                <w:szCs w:val="22"/>
+                <w:lang w:val="es-MX"/>
+              </w:rPr>
+            </w:pPr>
+            <w:r>
+              <w:rPr>
+                <w:sz w:val="18"/>
+                <w:szCs w:val="20"/>
+                <w:lang w:val="es-MX"/>
+              </w:rPr>
+              <w:t>• Realizo seguimiento y control de defectos con el equipo de análisis y/o desarrollo.</w:t>
+            </w:r>
+          </w:p>
+          <w:p>
+            <w:pPr>
+              <w:pStyle w:val="NoSpacing"/>
+              <w:ind w:left="0"/>
+              <w:jc w:val="both"/>
+              <w:rPr>
+                <w:szCs w:val="22"/>
+                <w:lang w:val="es-MX"/>
+              </w:rPr>
+            </w:pPr>
+            <w:r>
+              <w:rPr>
+                <w:sz w:val="18"/>
+                <w:szCs w:val="20"/>
+                <w:lang w:val="es-MX"/>
+              </w:rPr>
+              <w:t>• Ejecuto y doy seguimiento a pruebas con metodología ágil.</w:t>
+            </w:r>
+          </w:p>
+          <w:p>
+            <w:pPr>
+              <w:pStyle w:val="NoSpacing"/>
+              <w:ind w:left="0"/>
+              <w:jc w:val="both"/>
+              <w:rPr>
+                <w:szCs w:val="22"/>
+                <w:lang w:val="es-MX"/>
+              </w:rPr>
+            </w:pPr>
+            <w:r>
+              <w:rPr>
+                <w:sz w:val="18"/>
+                <w:szCs w:val="20"/>
+                <w:lang w:val="es-MX"/>
+              </w:rPr>
+              <w:t>• Acompaño y doy soporte en pruebas con usuario.</w:t>
             </w:r>
           </w:p>
           <w:p>
@@ -911,7 +1026,7 @@
                 <w:szCs w:val="18"/>
                 <w:lang w:val="es-MX"/>
               </w:rPr>
-              <w:t>Marzo 2023</w:t>
+              <w:t>01 marzo 2023</w:t>
             </w:r>
           </w:p>
         </w:tc>
@@ -953,7 +1068,7 @@
                 <w:szCs w:val="18"/>
                 <w:lang w:val="es-MX"/>
               </w:rPr>
-              <w:t>Septiembre 2024</w:t>
+              <w:t>13 septiembre 2024</w:t>
             </w:r>
           </w:p>
         </w:tc>
@@ -1042,7 +1157,7 @@
                 <w:szCs w:val="20"/>
                 <w:lang w:val="es-MX"/>
               </w:rPr>
-              <w:t>• Elaborar pruebas estáticas y realizar revisiones guiadas, formales e informales.</w:t>
+              <w:t>• Elaboro pruebas estáticas (revisiones guiadas, formales e informales).</w:t>
             </w:r>
           </w:p>
           <w:p>
@@ -1061,7 +1176,7 @@
                 <w:szCs w:val="20"/>
                 <w:lang w:val="es-MX"/>
               </w:rPr>
-              <w:t>• Elaborar plan de pruebas, reporte de ambigüedades y registro de riesgos.</w:t>
+              <w:t>• Elaboro reporte de ambigüedades, registro de riesgos, plan de pruebas y seguimiento de defectos.</w:t>
             </w:r>
           </w:p>
           <w:p>
@@ -1080,7 +1195,7 @@
                 <w:szCs w:val="20"/>
                 <w:lang w:val="es-MX"/>
               </w:rPr>
-              <w:t>• Planear, analizar, diseñar, ejecutar y estimar pruebas.</w:t>
+              <w:t>• Planifico, analizo, diseño, ejecuto y estimo pruebas.</w:t>
             </w:r>
           </w:p>
           <w:p>
@@ -1099,7 +1214,7 @@
                 <w:szCs w:val="20"/>
                 <w:lang w:val="es-MX"/>
               </w:rPr>
-              <w:t>• Diseñar matrices de prueba y crear casos de prueba aplicando técnicas de diseño.</w:t>
+              <w:t>• Realizo análisis y diseño para la generación de matrices de prueba.</w:t>
             </w:r>
           </w:p>
           <w:p>
@@ -1118,7 +1233,7 @@
                 <w:szCs w:val="20"/>
                 <w:lang w:val="es-MX"/>
               </w:rPr>
-              <w:t>• Ejecutar y dar seguimiento a pruebas manuales dinámicas en ambiente QA.</w:t>
+              <w:t>• Creo casos de prueba aplicando técnicas de diseño.</w:t>
             </w:r>
           </w:p>
           <w:p>
@@ -1137,7 +1252,111 @@
                 <w:szCs w:val="20"/>
                 <w:lang w:val="es-MX"/>
               </w:rPr>
-              <w:t>• Documentar evidencias de ejecución y dar seguimiento a defectos con el equipo de desarrollo.</w:t>
+              <w:t>• Genero revisión por pares para garantizar la calidad de entregables (casos de prueba, matrices, estimación, etc.).</w:t>
+            </w:r>
+          </w:p>
+          <w:p>
+            <w:pPr>
+              <w:pStyle w:val="NoSpacing"/>
+              <w:ind w:left="0"/>
+              <w:jc w:val="both"/>
+              <w:rPr>
+                <w:szCs w:val="22"/>
+                <w:lang w:val="es-MX"/>
+              </w:rPr>
+            </w:pPr>
+            <w:r>
+              <w:rPr>
+                <w:sz w:val="18"/>
+                <w:szCs w:val="20"/>
+                <w:lang w:val="es-MX"/>
+              </w:rPr>
+              <w:t xml:space="preserve">• Ejecuto y doy seguimiento a pruebas dinámicas manuales (funcionales, de componente, </w:t>
+            </w:r>
+            <w:r>
+              <w:rPr>
+                <w:sz w:val="18"/>
+                <w:szCs w:val="20"/>
+                <w:lang w:val="es-MX"/>
+              </w:rPr>
+              <w:lastRenderedPageBreak/>
+              <w:t>integrales, de sistema, Pruebas de Aceptación de Usuario (UAT), confirmación, exploratorias y de regresión) en ambiente de Aseguramiento de la Calidad (QA).</w:t>
+            </w:r>
+          </w:p>
+          <w:p>
+            <w:pPr>
+              <w:pStyle w:val="NoSpacing"/>
+              <w:ind w:left="0"/>
+              <w:jc w:val="both"/>
+              <w:rPr>
+                <w:szCs w:val="22"/>
+                <w:lang w:val="es-MX"/>
+              </w:rPr>
+            </w:pPr>
+            <w:r>
+              <w:rPr>
+                <w:sz w:val="18"/>
+                <w:szCs w:val="20"/>
+                <w:lang w:val="es-MX"/>
+              </w:rPr>
+              <w:t>• Elaboro documentación de pruebas (evidencias y defectos de pruebas).</w:t>
+            </w:r>
+          </w:p>
+          <w:p>
+            <w:pPr>
+              <w:pStyle w:val="NoSpacing"/>
+              <w:ind w:left="0"/>
+              <w:jc w:val="both"/>
+              <w:rPr>
+                <w:szCs w:val="22"/>
+                <w:lang w:val="es-MX"/>
+              </w:rPr>
+            </w:pPr>
+            <w:r>
+              <w:rPr>
+                <w:sz w:val="18"/>
+                <w:szCs w:val="20"/>
+                <w:lang w:val="es-MX"/>
+              </w:rPr>
+              <w:t>• Realizo seguimiento y control de defectos con el equipo de análisis y/o desarrollo.</w:t>
+            </w:r>
+          </w:p>
+          <w:p>
+            <w:pPr>
+              <w:pStyle w:val="NoSpacing"/>
+              <w:ind w:left="0"/>
+              <w:jc w:val="both"/>
+              <w:rPr>
+                <w:szCs w:val="22"/>
+                <w:lang w:val="es-MX"/>
+              </w:rPr>
+            </w:pPr>
+            <w:r>
+              <w:rPr>
+                <w:sz w:val="18"/>
+                <w:szCs w:val="20"/>
+                <w:lang w:val="es-MX"/>
+              </w:rPr>
+              <w:t>• Ejecuto y doy seguimiento a pruebas con metodología ágil.</w:t>
+            </w:r>
+          </w:p>
+          <w:p>
+            <w:pPr>
+              <w:pStyle w:val="NoSpacing"/>
+              <w:ind w:left="0"/>
+              <w:jc w:val="both"/>
+              <w:rPr>
+                <w:szCs w:val="22"/>
+                <w:lang w:val="es-MX"/>
+              </w:rPr>
+            </w:pPr>
+            <w:r>
+              <w:rPr>
+                <w:sz w:val="18"/>
+                <w:szCs w:val="20"/>
+                <w:lang w:val="es-MX"/>
+              </w:rPr>
+              <w:t>• Acompaño y doy soporte en pruebas con usuario.</w:t>
             </w:r>
           </w:p>
           <w:p>
@@ -1217,7 +1436,7 @@
           <w:szCs w:val="18"/>
           <w:lang w:val="es-MX"/>
         </w:rPr>
-        <w:t>La experiencia abarca desde enero de 2017 hasta enero de 2023</w:t>
+        <w:t>La experiencia abarca desde 02 enero de 2017 hasta 31 enero de 2023</w:t>
       </w:r>
     </w:p>
     <w:p>
@@ -1250,7 +1469,7 @@
           <w:szCs w:val="18"/>
           <w:lang w:val="es-MX"/>
         </w:rPr>
-        <w:t>Durante este período se desempeñaron funciones como Ingeniero de Pruebas y Analista de Negocio. Se asumieron responsabilidades centradas en la verificación de requerimientos, la planeación y ejecución de pruebas, la elaboración y revisión de casos y matrices de prueba, y el registro y seguimiento de incidencias. Además se participó en la documentación técnica y en la coordinación con equipos de desarrollo y negocio para validar resultados. Las funciones incluyeron apoyo a usuarios en pruebas y contribución a la mejora de procesos y entregables.</w:t>
+        <w:t>Durante este período asumí responsabilidades centradas en aseguramiento de la calidad y análisis de negocio; me desempeñé como Ingeniero de Pruebas y Analista de Negocio. En primera persona, participé en la planeación y ejecución de pruebas, elaboración de matrices y casos de prueba, gestión y seguimiento de defectos, y generación de documentación y reportes de estatus. También participé en reuniones con negocio para el entendimiento de requisitos y en la actualización de artefactos de soporte para el ciclo de pruebas y la entrega de software de forma controlada.</w:t>
       </w:r>
     </w:p>
     <w:p>
@@ -1267,23 +1486,33 @@
     </w:p>
     <w:p>
       <w:pPr>
-        <w:jc w:val="both"/>
-        <w:rPr>
-          <w:rFonts w:ascii="Arial" w:hAnsi="Arial" w:cs="Arial"/>
-          <w:bCs/>
-          <w:sz w:val="18"/>
-          <w:szCs w:val="18"/>
-          <w:lang w:val="es-MX"/>
-        </w:rPr>
-      </w:pPr>
-    </w:p>
-    <w:p>
-      <w:pPr>
         <w:rPr>
           <w:rFonts w:ascii="Arial" w:hAnsi="Arial" w:cs="Arial"/>
           <w:b/>
           <w:sz w:val="18"/>
           <w:szCs w:val="18"/>
+          <w:lang w:val="es-MX"/>
+        </w:rPr>
+      </w:pPr>
+      <w:r>
+        <w:rPr>
+          <w:rFonts w:ascii="Arial" w:hAnsi="Arial" w:cs="Arial"/>
+          <w:b/>
+          <w:sz w:val="18"/>
+          <w:szCs w:val="18"/>
+          <w:lang w:val="es-MX"/>
+        </w:rPr>
+        <w:t xml:space="preserve"> </w:t>
+      </w:r>
+    </w:p>
+    <w:p>
+      <w:pPr>
+        <w:rPr>
+          <w:rFonts w:ascii="Arial" w:hAnsi="Arial" w:cs="Arial"/>
+          <w:b/>
+          <w:sz w:val="18"/>
+          <w:szCs w:val="18"/>
+          <w:u w:val="single"/>
           <w:lang w:val="es-MX"/>
         </w:rPr>
       </w:pPr>
@@ -1296,31 +1525,8 @@
           <w:u w:val="single"/>
           <w:lang w:val="es-MX"/>
         </w:rPr>
-        <w:br w:type="page"/>
+        <w:t>FORMACIÓN ACADÉMICA</w:t>
       </w:r>
-      <w:r>
-        <w:rPr>
-          <w:rFonts w:ascii="Arial" w:hAnsi="Arial" w:cs="Arial"/>
-          <w:b/>
-          <w:sz w:val="18"/>
-          <w:szCs w:val="18"/>
-          <w:lang w:val="es-MX"/>
-        </w:rPr>
-        <w:lastRenderedPageBreak/>
-        <w:t xml:space="preserve"> </w:t>
-      </w:r>
-    </w:p>
-    <w:p>
-      <w:pPr>
-        <w:rPr>
-          <w:rFonts w:ascii="Arial" w:hAnsi="Arial" w:cs="Arial"/>
-          <w:b/>
-          <w:sz w:val="18"/>
-          <w:szCs w:val="18"/>
-          <w:u w:val="single"/>
-          <w:lang w:val="es-MX"/>
-        </w:rPr>
-      </w:pPr>
       <w:r>
         <w:rPr>
           <w:rFonts w:ascii="Arial" w:hAnsi="Arial" w:cs="Arial"/>
@@ -1330,7 +1536,7 @@
           <w:u w:val="single"/>
           <w:lang w:val="es-MX"/>
         </w:rPr>
-        <w:t>NIVEL DE ESTUDIOS:</w:t>
+        <w:t>:</w:t>
       </w:r>
     </w:p>
     <w:p>
@@ -1373,6 +1579,7 @@
             <w:pPr>
               <w:rPr>
                 <w:rFonts w:ascii="Arial" w:hAnsi="Arial" w:cs="Arial"/>
+                <w:bCs/>
                 <w:sz w:val="18"/>
                 <w:szCs w:val="18"/>
                 <w:lang w:val="es-MX"/>
@@ -1388,6 +1595,36 @@
               </w:rPr>
               <w:t>Ingeniería en Tecnologías de la información y comunicaciones (ITIC´S)</w:t>
             </w:r>
+            <w:r>
+              <w:rPr>
+                <w:rFonts w:ascii="Arial" w:hAnsi="Arial" w:cs="Arial"/>
+                <w:bCs/>
+                <w:sz w:val="18"/>
+                <w:szCs w:val="18"/>
+                <w:lang w:val="es-MX"/>
+              </w:rPr>
+              <w:t xml:space="preserve"> - </w:t>
+            </w:r>
+            <w:r>
+              <w:rPr>
+                <w:rFonts w:ascii="Arial" w:hAnsi="Arial" w:cs="Arial"/>
+                <w:bCs/>
+                <w:sz w:val="18"/>
+                <w:szCs w:val="18"/>
+                <w:lang w:val="es-MX"/>
+              </w:rPr>
+              <w:t>2012-2016</w:t>
+            </w:r>
+          </w:p>
+          <w:p>
+            <w:pPr>
+              <w:rPr>
+                <w:rFonts w:ascii="Arial" w:hAnsi="Arial" w:cs="Arial"/>
+                <w:sz w:val="18"/>
+                <w:szCs w:val="18"/>
+                <w:lang w:val="es-MX"/>
+              </w:rPr>
+            </w:pPr>
           </w:p>
         </w:tc>
         <w:tc>
@@ -1448,7 +1685,49 @@
                 <w:szCs w:val="18"/>
                 <w:lang w:val="es-MX"/>
               </w:rPr>
-              <w:t>2012-2016</w:t>
+              <w:t>Cédula Profesional</w:t>
+            </w:r>
+          </w:p>
+          <w:p>
+            <w:pPr>
+              <w:rPr>
+                <w:rFonts w:ascii="Arial" w:hAnsi="Arial" w:cs="Arial"/>
+                <w:bCs/>
+                <w:sz w:val="18"/>
+                <w:szCs w:val="18"/>
+                <w:lang w:val="es-MX"/>
+              </w:rPr>
+            </w:pPr>
+            <w:r>
+              <w:rPr>
+                <w:rFonts w:ascii="Arial" w:hAnsi="Arial" w:cs="Arial"/>
+                <w:bCs/>
+                <w:sz w:val="18"/>
+                <w:szCs w:val="18"/>
+                <w:lang w:val="es-MX"/>
+              </w:rPr>
+              <w:t>10540914</w:t>
+            </w:r>
+          </w:p>
+          <w:p>
+            <w:pPr>
+              <w:rPr>
+                <w:rFonts w:ascii="Arial" w:hAnsi="Arial" w:cs="Arial"/>
+                <w:bCs/>
+                <w:sz w:val="18"/>
+                <w:szCs w:val="18"/>
+                <w:lang w:val="es-MX"/>
+              </w:rPr>
+            </w:pPr>
+            <w:r>
+              <w:rPr>
+                <w:rFonts w:ascii="Arial" w:hAnsi="Arial" w:cs="Arial"/>
+                <w:bCs/>
+                <w:sz w:val="18"/>
+                <w:szCs w:val="18"/>
+                <w:lang w:val="es-MX"/>
+              </w:rPr>
+              <w:t>18/09/2017</w:t>
             </w:r>
           </w:p>
         </w:tc>
@@ -1474,126 +1753,6 @@
           <w:sz w:val="18"/>
           <w:szCs w:val="18"/>
           <w:lang w:val="es-MX"/>
-        </w:rPr>
-      </w:pPr>
-      <w:r>
-        <w:rPr>
-          <w:rFonts w:ascii="Arial" w:hAnsi="Arial" w:cs="Arial"/>
-          <w:b/>
-          <w:bCs/>
-          <w:sz w:val="18"/>
-          <w:szCs w:val="18"/>
-          <w:u w:val="single"/>
-          <w:lang w:val="es-MX"/>
-        </w:rPr>
-        <w:t>CERTIFICACIONES</w:t>
-      </w:r>
-    </w:p>
-    <w:p>
-      <w:pPr>
-        <w:rPr>
-          <w:lang w:val="es-MX"/>
-        </w:rPr>
-      </w:pPr>
-    </w:p>
-    <w:tbl>
-      <w:tblPr>
-        <w:tblW w:w="0" w:type="auto"/>
-        <w:tblInd w:w="-72" w:type="dxa"/>
-        <w:tblBorders>
-          <w:top w:val="single" w:sz="4" w:space="0" w:color="auto"/>
-          <w:left w:val="single" w:sz="4" w:space="0" w:color="auto"/>
-          <w:bottom w:val="single" w:sz="4" w:space="0" w:color="auto"/>
-          <w:right w:val="single" w:sz="4" w:space="0" w:color="auto"/>
-          <w:insideH w:val="single" w:sz="4" w:space="0" w:color="auto"/>
-          <w:insideV w:val="single" w:sz="4" w:space="0" w:color="auto"/>
-        </w:tblBorders>
-        <w:tblLook w:val="0000" w:firstRow="0" w:lastRow="0" w:firstColumn="0" w:lastColumn="0" w:noHBand="0" w:noVBand="0"/>
-      </w:tblPr>
-      <w:tblGrid>
-        <w:gridCol w:w="7602"/>
-        <w:gridCol w:w="2248"/>
-      </w:tblGrid>
-      <w:tr>
-        <w:trPr>
-          <w:trHeight w:val="300"/>
-        </w:trPr>
-        <w:tc>
-          <w:tcPr>
-            <w:tcW w:w="7602" w:type="dxa"/>
-          </w:tcPr>
-          <w:p>
-            <w:pPr>
-              <w:pStyle w:val="BodyText3"/>
-              <w:spacing w:after="40"/>
-              <w:ind w:right="51"/>
-              <w:rPr>
-                <w:rFonts w:ascii="Arial" w:eastAsia="Times New Roman" w:hAnsi="Arial" w:cs="Arial"/>
-                <w:bCs/>
-                <w:sz w:val="18"/>
-                <w:szCs w:val="18"/>
-                <w:lang w:val="es-MX" w:eastAsia="es-ES"/>
-              </w:rPr>
-            </w:pPr>
-            <w:r>
-              <w:rPr>
-                <w:rFonts w:ascii="Arial" w:eastAsia="Times New Roman" w:hAnsi="Arial" w:cs="Arial"/>
-                <w:bCs/>
-                <w:sz w:val="18"/>
-                <w:szCs w:val="18"/>
-                <w:lang w:val="es-MX" w:eastAsia="es-ES"/>
-              </w:rPr>
-              <w:t>- ISTQB Certified Tester</w:t>
-            </w:r>
-          </w:p>
-        </w:tc>
-        <w:tc>
-          <w:tcPr>
-            <w:tcW w:w="2248" w:type="dxa"/>
-          </w:tcPr>
-          <w:p>
-            <w:pPr>
-              <w:rPr>
-                <w:rFonts w:ascii="Arial" w:hAnsi="Arial" w:cs="Arial"/>
-                <w:sz w:val="18"/>
-                <w:szCs w:val="18"/>
-                <w:lang w:val="es-MX"/>
-              </w:rPr>
-            </w:pPr>
-            <w:r>
-              <w:rPr>
-                <w:rFonts w:ascii="Arial" w:hAnsi="Arial" w:cs="Arial"/>
-                <w:sz w:val="18"/>
-                <w:szCs w:val="18"/>
-                <w:lang w:val="es-MX"/>
-              </w:rPr>
-              <w:t>2020</w:t>
-            </w:r>
-          </w:p>
-        </w:tc>
-      </w:tr>
-    </w:tbl>
-    <w:p>
-      <w:pPr>
-        <w:jc w:val="both"/>
-        <w:rPr>
-          <w:rFonts w:ascii="Arial" w:hAnsi="Arial" w:cs="Arial"/>
-          <w:bCs/>
-          <w:sz w:val="18"/>
-          <w:szCs w:val="18"/>
-          <w:lang w:val="en-US"/>
-        </w:rPr>
-      </w:pPr>
-    </w:p>
-    <w:p>
-      <w:pPr>
-        <w:jc w:val="both"/>
-        <w:rPr>
-          <w:rFonts w:ascii="Arial" w:hAnsi="Arial" w:cs="Arial"/>
-          <w:bCs/>
-          <w:sz w:val="18"/>
-          <w:szCs w:val="18"/>
-          <w:lang w:val="en-US"/>
         </w:rPr>
       </w:pPr>
       <w:r>
@@ -1663,7 +1822,37 @@
                 <w:szCs w:val="18"/>
                 <w:lang w:val="es-MX"/>
               </w:rPr>
-              <w:t>- Srum Fundamentals Certified</w:t>
+              <w:t>- Scrum Fundamentals Certified - Certificación en Fundamentos de Scrum</w:t>
+            </w:r>
+          </w:p>
+        </w:tc>
+      </w:tr>
+      <w:tr>
+        <w:trPr>
+          <w:trHeight w:val="300"/>
+        </w:trPr>
+        <w:tc>
+          <w:tcPr>
+            <w:tcW w:w="9850" w:type="dxa"/>
+          </w:tcPr>
+          <w:p>
+            <w:pPr>
+              <w:rPr>
+                <w:rFonts w:ascii="Arial" w:hAnsi="Arial" w:cs="Arial"/>
+                <w:sz w:val="18"/>
+                <w:szCs w:val="18"/>
+                <w:lang w:val="es-MX"/>
+              </w:rPr>
+            </w:pPr>
+            <w:r>
+              <w:rPr>
+                <w:rFonts w:ascii="Arial" w:hAnsi="Arial" w:cs="Arial"/>
+                <w:bCs/>
+                <w:sz w:val="18"/>
+                <w:szCs w:val="18"/>
+                <w:lang w:val="es-MX"/>
+              </w:rPr>
+              <w:t>- ISTQB Certified Tester - Junta Internacional de Calificaciones de Pruebas de Software (ISTQB)</w:t>
             </w:r>
           </w:p>
         </w:tc>
@@ -1677,7 +1866,7 @@
           <w:bCs/>
           <w:sz w:val="18"/>
           <w:szCs w:val="18"/>
-          <w:lang w:val="en-US"/>
+          <w:lang w:val="es-MX"/>
         </w:rPr>
       </w:pPr>
     </w:p>
@@ -1689,7 +1878,7 @@
           <w:bCs/>
           <w:sz w:val="18"/>
           <w:szCs w:val="18"/>
-          <w:lang w:val="en-US"/>
+          <w:lang w:val="es-MX"/>
         </w:rPr>
       </w:pPr>
     </w:p>
@@ -1701,7 +1890,7 @@
           <w:bCs/>
           <w:sz w:val="18"/>
           <w:szCs w:val="18"/>
-          <w:lang w:val="en-US"/>
+          <w:lang w:val="es-MX"/>
         </w:rPr>
       </w:pPr>
     </w:p>
@@ -1713,7 +1902,7 @@
           <w:bCs/>
           <w:sz w:val="18"/>
           <w:szCs w:val="18"/>
-          <w:lang w:val="en-US"/>
+          <w:lang w:val="es-MX"/>
         </w:rPr>
       </w:pPr>
     </w:p>
@@ -1725,7 +1914,7 @@
           <w:bCs/>
           <w:sz w:val="18"/>
           <w:szCs w:val="18"/>
-          <w:lang w:val="en-US"/>
+          <w:lang w:val="es-MX"/>
         </w:rPr>
       </w:pPr>
     </w:p>
@@ -1737,7 +1926,7 @@
           <w:bCs/>
           <w:sz w:val="18"/>
           <w:szCs w:val="18"/>
-          <w:lang w:val="en-US"/>
+          <w:lang w:val="es-MX"/>
         </w:rPr>
       </w:pPr>
     </w:p>
@@ -1749,10 +1938,204 @@
           <w:bCs/>
           <w:sz w:val="18"/>
           <w:szCs w:val="18"/>
-          <w:lang w:val="en-US"/>
+          <w:lang w:val="es-MX"/>
         </w:rPr>
       </w:pPr>
     </w:p>
+    <w:tbl>
+      <w:tblPr>
+        <w:tblW w:w="0" w:type="auto"/>
+        <w:tblLook w:val="04A0" w:firstRow="1" w:lastRow="0" w:firstColumn="1" w:lastColumn="0" w:noHBand="0" w:noVBand="1"/>
+      </w:tblPr>
+      <w:tblGrid>
+        <w:gridCol w:w="4889"/>
+        <w:gridCol w:w="4889"/>
+      </w:tblGrid>
+      <w:tr>
+        <w:tc>
+          <w:tcPr>
+            <w:tcW w:w="4889" w:type="dxa"/>
+            <w:vAlign w:val="center"/>
+          </w:tcPr>
+          <w:p>
+            <w:pPr>
+              <w:ind w:left="708" w:hanging="708"/>
+              <w:jc w:val="center"/>
+              <w:rPr>
+                <w:rFonts w:ascii="Arial" w:hAnsi="Arial" w:cs="Arial"/>
+                <w:bCs/>
+                <w:sz w:val="18"/>
+                <w:szCs w:val="18"/>
+                <w:lang w:val="es-MX"/>
+              </w:rPr>
+            </w:pPr>
+            <w:r>
+              <w:rPr>
+                <w:rFonts w:ascii="Arial" w:hAnsi="Arial" w:cs="Arial"/>
+                <w:bCs/>
+                <w:sz w:val="18"/>
+                <w:szCs w:val="18"/>
+                <w:lang w:val="es-MX"/>
+              </w:rPr>
+              <w:t>______________________________________</w:t>
+            </w:r>
+          </w:p>
+          <w:p>
+            <w:pPr>
+              <w:pStyle w:val="Title"/>
+              <w:ind w:left="708" w:hanging="708"/>
+              <w:rPr>
+                <w:b/>
+                <w:bCs/>
+                <w:sz w:val="18"/>
+                <w:szCs w:val="18"/>
+                <w:lang w:val="es-MX"/>
+              </w:rPr>
+            </w:pPr>
+            <w:r>
+              <w:rPr>
+                <w:b/>
+                <w:bCs/>
+                <w:sz w:val="18"/>
+                <w:szCs w:val="18"/>
+                <w:lang w:val="es-MX"/>
+              </w:rPr>
+              <w:t>Dulce Janet Hernández Delgado</w:t>
+            </w:r>
+          </w:p>
+          <w:p>
+            <w:pPr>
+              <w:pStyle w:val="Title"/>
+              <w:rPr>
+                <w:b/>
+                <w:bCs/>
+                <w:sz w:val="18"/>
+                <w:szCs w:val="18"/>
+                <w:lang w:val="es-MX"/>
+              </w:rPr>
+            </w:pPr>
+            <w:r>
+              <w:rPr>
+                <w:b/>
+                <w:bCs/>
+                <w:sz w:val="18"/>
+                <w:szCs w:val="18"/>
+                <w:lang w:val="es-MX"/>
+              </w:rPr>
+              <w:t>Tester</w:t>
+            </w:r>
+          </w:p>
+          <w:p>
+            <w:pPr>
+              <w:pStyle w:val="Title"/>
+              <w:jc w:val="left"/>
+              <w:rPr>
+                <w:b/>
+                <w:bCs/>
+                <w:color w:val="0070C0"/>
+                <w:sz w:val="18"/>
+                <w:szCs w:val="18"/>
+                <w:lang w:val="es-MX"/>
+              </w:rPr>
+            </w:pPr>
+          </w:p>
+        </w:tc>
+        <w:tc>
+          <w:tcPr>
+            <w:tcW w:w="4889" w:type="dxa"/>
+            <w:vAlign w:val="center"/>
+          </w:tcPr>
+          <w:p>
+            <w:pPr>
+              <w:jc w:val="center"/>
+              <w:rPr>
+                <w:rFonts w:ascii="Arial" w:hAnsi="Arial" w:cs="Arial"/>
+                <w:bCs/>
+                <w:sz w:val="18"/>
+                <w:szCs w:val="18"/>
+                <w:lang w:val="es-MX"/>
+              </w:rPr>
+            </w:pPr>
+            <w:r>
+              <w:rPr>
+                <w:rFonts w:ascii="Arial" w:hAnsi="Arial" w:cs="Arial"/>
+                <w:bCs/>
+                <w:sz w:val="18"/>
+                <w:szCs w:val="18"/>
+                <w:lang w:val="es-MX"/>
+              </w:rPr>
+              <w:t>______________________________________</w:t>
+            </w:r>
+          </w:p>
+          <w:p>
+            <w:pPr>
+              <w:jc w:val="center"/>
+              <w:rPr>
+                <w:rFonts w:ascii="Arial" w:hAnsi="Arial" w:cs="Arial"/>
+                <w:b/>
+                <w:sz w:val="18"/>
+                <w:szCs w:val="18"/>
+                <w:lang w:val="es-MX"/>
+              </w:rPr>
+            </w:pPr>
+            <w:r>
+              <w:rPr>
+                <w:rFonts w:ascii="Arial" w:hAnsi="Arial" w:cs="Arial"/>
+                <w:b/>
+                <w:sz w:val="18"/>
+                <w:szCs w:val="18"/>
+                <w:lang w:val="es-MX"/>
+              </w:rPr>
+              <w:t>Ángel Eduardo Guerrero García</w:t>
+            </w:r>
+          </w:p>
+          <w:p>
+            <w:pPr>
+              <w:jc w:val="center"/>
+              <w:rPr>
+                <w:rFonts w:ascii="Arial" w:hAnsi="Arial" w:cs="Arial"/>
+                <w:b/>
+                <w:sz w:val="18"/>
+                <w:szCs w:val="18"/>
+                <w:lang w:val="es-MX"/>
+              </w:rPr>
+            </w:pPr>
+            <w:r>
+              <w:rPr>
+                <w:rFonts w:ascii="Arial" w:hAnsi="Arial" w:cs="Arial"/>
+                <w:b/>
+                <w:sz w:val="18"/>
+                <w:szCs w:val="18"/>
+                <w:lang w:val="es-MX"/>
+              </w:rPr>
+              <w:t>Representante legal</w:t>
+            </w:r>
+          </w:p>
+          <w:p>
+            <w:pPr>
+              <w:jc w:val="center"/>
+              <w:rPr>
+                <w:rFonts w:ascii="Arial" w:hAnsi="Arial" w:cs="Arial"/>
+                <w:b/>
+                <w:sz w:val="18"/>
+                <w:szCs w:val="18"/>
+                <w:lang w:val="es-MX"/>
+              </w:rPr>
+            </w:pPr>
+            <w:r>
+              <w:rPr>
+                <w:rFonts w:ascii="Arial" w:hAnsi="Arial" w:cs="Arial"/>
+                <w:b/>
+                <w:sz w:val="18"/>
+                <w:szCs w:val="18"/>
+                <w:lang w:val="es-MX"/>
+              </w:rPr>
+              <w:t>BFS Ingeniería Aplicada S. A. de C. V.</w:t>
+            </w:r>
+          </w:p>
+        </w:tc>
+      </w:tr>
+    </w:tbl>
     <w:p>
       <w:pPr>
         <w:jc w:val="both"/>
@@ -1761,580 +2144,35 @@
           <w:bCs/>
           <w:sz w:val="18"/>
           <w:szCs w:val="18"/>
-          <w:lang w:val="en-US"/>
+          <w:lang w:val="es-MX"/>
         </w:rPr>
       </w:pPr>
     </w:p>
     <w:p>
       <w:pPr>
-        <w:jc w:val="both"/>
+        <w:ind w:left="708" w:hanging="708"/>
+        <w:rPr>
+          <w:b/>
+          <w:bCs/>
+          <w:color w:val="0070C0"/>
+          <w:lang w:val="es-MX"/>
+        </w:rPr>
+      </w:pPr>
+    </w:p>
+    <w:p>
+      <w:pPr>
         <w:rPr>
           <w:rFonts w:ascii="Arial" w:hAnsi="Arial" w:cs="Arial"/>
           <w:bCs/>
           <w:sz w:val="18"/>
           <w:szCs w:val="18"/>
-          <w:lang w:val="en-US"/>
+          <w:lang w:val="es-MX"/>
         </w:rPr>
       </w:pPr>
-    </w:p>
-    <w:p>
-      <w:pPr>
-        <w:jc w:val="both"/>
-        <w:rPr>
-          <w:rFonts w:ascii="Arial" w:hAnsi="Arial" w:cs="Arial"/>
-          <w:bCs/>
-          <w:sz w:val="18"/>
-          <w:szCs w:val="18"/>
-          <w:lang w:val="en-US"/>
-        </w:rPr>
-      </w:pPr>
-    </w:p>
-    <w:p>
-      <w:pPr>
-        <w:jc w:val="both"/>
-        <w:rPr>
-          <w:rFonts w:ascii="Arial" w:hAnsi="Arial" w:cs="Arial"/>
-          <w:bCs/>
-          <w:sz w:val="18"/>
-          <w:szCs w:val="18"/>
-          <w:lang w:val="en-US"/>
-        </w:rPr>
-      </w:pPr>
-    </w:p>
-    <w:p>
-      <w:pPr>
-        <w:jc w:val="both"/>
-        <w:rPr>
-          <w:rFonts w:ascii="Arial" w:hAnsi="Arial" w:cs="Arial"/>
-          <w:bCs/>
-          <w:sz w:val="18"/>
-          <w:szCs w:val="18"/>
-          <w:lang w:val="en-US"/>
-        </w:rPr>
-      </w:pPr>
-    </w:p>
-    <w:p>
-      <w:pPr>
-        <w:jc w:val="both"/>
-        <w:rPr>
-          <w:rFonts w:ascii="Arial" w:hAnsi="Arial" w:cs="Arial"/>
-          <w:bCs/>
-          <w:sz w:val="18"/>
-          <w:szCs w:val="18"/>
-          <w:lang w:val="en-US"/>
-        </w:rPr>
-      </w:pPr>
-    </w:p>
-    <w:p>
-      <w:pPr>
-        <w:jc w:val="both"/>
-        <w:rPr>
-          <w:rFonts w:ascii="Arial" w:hAnsi="Arial" w:cs="Arial"/>
-          <w:bCs/>
-          <w:sz w:val="18"/>
-          <w:szCs w:val="18"/>
-          <w:lang w:val="en-US"/>
-        </w:rPr>
-      </w:pPr>
-    </w:p>
-    <w:p>
-      <w:pPr>
-        <w:jc w:val="both"/>
-        <w:rPr>
-          <w:rFonts w:ascii="Arial" w:hAnsi="Arial" w:cs="Arial"/>
-          <w:bCs/>
-          <w:sz w:val="18"/>
-          <w:szCs w:val="18"/>
-          <w:lang w:val="en-US"/>
-        </w:rPr>
-      </w:pPr>
-    </w:p>
-    <w:p>
-      <w:pPr>
-        <w:jc w:val="both"/>
-        <w:rPr>
-          <w:rFonts w:ascii="Arial" w:hAnsi="Arial" w:cs="Arial"/>
-          <w:bCs/>
-          <w:sz w:val="18"/>
-          <w:szCs w:val="18"/>
-          <w:lang w:val="en-US"/>
-        </w:rPr>
-      </w:pPr>
-    </w:p>
-    <w:p>
-      <w:pPr>
-        <w:jc w:val="both"/>
-        <w:rPr>
-          <w:rFonts w:ascii="Arial" w:hAnsi="Arial" w:cs="Arial"/>
-          <w:bCs/>
-          <w:sz w:val="18"/>
-          <w:szCs w:val="18"/>
-          <w:lang w:val="en-US"/>
-        </w:rPr>
-      </w:pPr>
-    </w:p>
-    <w:p>
-      <w:pPr>
-        <w:jc w:val="both"/>
-        <w:rPr>
-          <w:rFonts w:ascii="Arial" w:hAnsi="Arial" w:cs="Arial"/>
-          <w:bCs/>
-          <w:sz w:val="18"/>
-          <w:szCs w:val="18"/>
-          <w:lang w:val="en-US"/>
-        </w:rPr>
-      </w:pPr>
-    </w:p>
-    <w:p>
-      <w:pPr>
-        <w:jc w:val="both"/>
-        <w:rPr>
-          <w:rFonts w:ascii="Arial" w:hAnsi="Arial" w:cs="Arial"/>
-          <w:bCs/>
-          <w:sz w:val="18"/>
-          <w:szCs w:val="18"/>
-          <w:lang w:val="en-US"/>
-        </w:rPr>
-      </w:pPr>
-    </w:p>
-    <w:p>
-      <w:pPr>
-        <w:jc w:val="both"/>
-        <w:rPr>
-          <w:rFonts w:ascii="Arial" w:hAnsi="Arial" w:cs="Arial"/>
-          <w:bCs/>
-          <w:sz w:val="18"/>
-          <w:szCs w:val="18"/>
-          <w:lang w:val="en-US"/>
-        </w:rPr>
-      </w:pPr>
-    </w:p>
-    <w:p>
-      <w:pPr>
-        <w:jc w:val="both"/>
-        <w:rPr>
-          <w:rFonts w:ascii="Arial" w:hAnsi="Arial" w:cs="Arial"/>
-          <w:bCs/>
-          <w:sz w:val="18"/>
-          <w:szCs w:val="18"/>
-          <w:lang w:val="en-US"/>
-        </w:rPr>
-      </w:pPr>
-    </w:p>
-    <w:p>
-      <w:pPr>
-        <w:jc w:val="both"/>
-        <w:rPr>
-          <w:rFonts w:ascii="Arial" w:hAnsi="Arial" w:cs="Arial"/>
-          <w:bCs/>
-          <w:sz w:val="18"/>
-          <w:szCs w:val="18"/>
-          <w:lang w:val="en-US"/>
-        </w:rPr>
-      </w:pPr>
-    </w:p>
-    <w:p>
-      <w:pPr>
-        <w:jc w:val="both"/>
-        <w:rPr>
-          <w:rFonts w:ascii="Arial" w:hAnsi="Arial" w:cs="Arial"/>
-          <w:bCs/>
-          <w:sz w:val="18"/>
-          <w:szCs w:val="18"/>
-          <w:lang w:val="en-US"/>
-        </w:rPr>
-      </w:pPr>
-    </w:p>
-    <w:p>
-      <w:pPr>
-        <w:jc w:val="both"/>
-        <w:rPr>
-          <w:rFonts w:ascii="Arial" w:hAnsi="Arial" w:cs="Arial"/>
-          <w:bCs/>
-          <w:sz w:val="18"/>
-          <w:szCs w:val="18"/>
-          <w:lang w:val="en-US"/>
-        </w:rPr>
-      </w:pPr>
-    </w:p>
-    <w:p>
-      <w:pPr>
-        <w:jc w:val="both"/>
-        <w:rPr>
-          <w:rFonts w:ascii="Arial" w:hAnsi="Arial" w:cs="Arial"/>
-          <w:bCs/>
-          <w:sz w:val="18"/>
-          <w:szCs w:val="18"/>
-          <w:lang w:val="en-US"/>
-        </w:rPr>
-      </w:pPr>
-    </w:p>
-    <w:p>
-      <w:pPr>
-        <w:jc w:val="both"/>
-        <w:rPr>
-          <w:rFonts w:ascii="Arial" w:hAnsi="Arial" w:cs="Arial"/>
-          <w:bCs/>
-          <w:sz w:val="18"/>
-          <w:szCs w:val="18"/>
-          <w:lang w:val="en-US"/>
-        </w:rPr>
-      </w:pPr>
-    </w:p>
-    <w:p>
-      <w:pPr>
-        <w:jc w:val="both"/>
-        <w:rPr>
-          <w:rFonts w:ascii="Arial" w:hAnsi="Arial" w:cs="Arial"/>
-          <w:bCs/>
-          <w:sz w:val="18"/>
-          <w:szCs w:val="18"/>
-          <w:lang w:val="en-US"/>
-        </w:rPr>
-      </w:pPr>
-    </w:p>
-    <w:p>
-      <w:pPr>
-        <w:jc w:val="both"/>
-        <w:rPr>
-          <w:rFonts w:ascii="Arial" w:hAnsi="Arial" w:cs="Arial"/>
-          <w:bCs/>
-          <w:sz w:val="18"/>
-          <w:szCs w:val="18"/>
-          <w:lang w:val="en-US"/>
-        </w:rPr>
-      </w:pPr>
-    </w:p>
-    <w:p>
-      <w:pPr>
-        <w:jc w:val="both"/>
-        <w:rPr>
-          <w:rFonts w:ascii="Arial" w:hAnsi="Arial" w:cs="Arial"/>
-          <w:bCs/>
-          <w:sz w:val="18"/>
-          <w:szCs w:val="18"/>
-          <w:lang w:val="en-US"/>
-        </w:rPr>
-      </w:pPr>
-    </w:p>
-    <w:p>
-      <w:pPr>
-        <w:jc w:val="both"/>
-        <w:rPr>
-          <w:rFonts w:ascii="Arial" w:hAnsi="Arial" w:cs="Arial"/>
-          <w:bCs/>
-          <w:sz w:val="18"/>
-          <w:szCs w:val="18"/>
-          <w:lang w:val="en-US"/>
-        </w:rPr>
-      </w:pPr>
-    </w:p>
-    <w:p>
-      <w:pPr>
-        <w:jc w:val="both"/>
-        <w:rPr>
-          <w:rFonts w:ascii="Arial" w:hAnsi="Arial" w:cs="Arial"/>
-          <w:bCs/>
-          <w:sz w:val="18"/>
-          <w:szCs w:val="18"/>
-          <w:lang w:val="en-US"/>
-        </w:rPr>
-      </w:pPr>
-    </w:p>
-    <w:p>
-      <w:pPr>
-        <w:jc w:val="both"/>
-        <w:rPr>
-          <w:rFonts w:ascii="Arial" w:hAnsi="Arial" w:cs="Arial"/>
-          <w:bCs/>
-          <w:sz w:val="18"/>
-          <w:szCs w:val="18"/>
-          <w:lang w:val="en-US"/>
-        </w:rPr>
-      </w:pPr>
-    </w:p>
-    <w:p>
-      <w:pPr>
-        <w:jc w:val="both"/>
-        <w:rPr>
-          <w:rFonts w:ascii="Arial" w:hAnsi="Arial" w:cs="Arial"/>
-          <w:bCs/>
-          <w:sz w:val="18"/>
-          <w:szCs w:val="18"/>
-          <w:lang w:val="en-US"/>
-        </w:rPr>
-      </w:pPr>
-    </w:p>
-    <w:p>
-      <w:pPr>
-        <w:jc w:val="both"/>
-        <w:rPr>
-          <w:rFonts w:ascii="Arial" w:hAnsi="Arial" w:cs="Arial"/>
-          <w:bCs/>
-          <w:sz w:val="18"/>
-          <w:szCs w:val="18"/>
-          <w:lang w:val="en-US"/>
-        </w:rPr>
-      </w:pPr>
-    </w:p>
-    <w:p>
-      <w:pPr>
-        <w:jc w:val="both"/>
-        <w:rPr>
-          <w:rFonts w:ascii="Arial" w:hAnsi="Arial" w:cs="Arial"/>
-          <w:bCs/>
-          <w:sz w:val="18"/>
-          <w:szCs w:val="18"/>
-          <w:lang w:val="en-US"/>
-        </w:rPr>
-      </w:pPr>
-    </w:p>
-    <w:p>
-      <w:pPr>
-        <w:jc w:val="both"/>
-        <w:rPr>
-          <w:rFonts w:ascii="Arial" w:hAnsi="Arial" w:cs="Arial"/>
-          <w:bCs/>
-          <w:sz w:val="18"/>
-          <w:szCs w:val="18"/>
-          <w:lang w:val="en-US"/>
-        </w:rPr>
-      </w:pPr>
-    </w:p>
-    <w:p>
-      <w:pPr>
-        <w:jc w:val="both"/>
-        <w:rPr>
-          <w:rFonts w:ascii="Arial" w:hAnsi="Arial" w:cs="Arial"/>
-          <w:bCs/>
-          <w:sz w:val="18"/>
-          <w:szCs w:val="18"/>
-          <w:lang w:val="en-US"/>
-        </w:rPr>
-      </w:pPr>
-    </w:p>
-    <w:p>
-      <w:pPr>
-        <w:jc w:val="both"/>
-        <w:rPr>
-          <w:rFonts w:ascii="Arial" w:hAnsi="Arial" w:cs="Arial"/>
-          <w:bCs/>
-          <w:sz w:val="18"/>
-          <w:szCs w:val="18"/>
-          <w:lang w:val="en-US"/>
-        </w:rPr>
-      </w:pPr>
-    </w:p>
-    <w:p>
-      <w:pPr>
-        <w:jc w:val="both"/>
-        <w:rPr>
-          <w:rFonts w:ascii="Arial" w:hAnsi="Arial" w:cs="Arial"/>
-          <w:bCs/>
-          <w:sz w:val="18"/>
-          <w:szCs w:val="18"/>
-          <w:lang w:val="en-US"/>
-        </w:rPr>
-      </w:pPr>
-    </w:p>
-    <w:p>
-      <w:pPr>
-        <w:jc w:val="both"/>
-        <w:rPr>
-          <w:rFonts w:ascii="Arial" w:hAnsi="Arial" w:cs="Arial"/>
-          <w:bCs/>
-          <w:sz w:val="18"/>
-          <w:szCs w:val="18"/>
-          <w:lang w:val="en-US"/>
-        </w:rPr>
-      </w:pPr>
-    </w:p>
-    <w:p>
-      <w:pPr>
-        <w:jc w:val="both"/>
-        <w:rPr>
-          <w:rFonts w:ascii="Arial" w:hAnsi="Arial" w:cs="Arial"/>
-          <w:bCs/>
-          <w:sz w:val="18"/>
-          <w:szCs w:val="18"/>
-          <w:lang w:val="en-US"/>
-        </w:rPr>
-      </w:pPr>
-    </w:p>
-    <w:p>
-      <w:pPr>
-        <w:jc w:val="both"/>
-        <w:rPr>
-          <w:rFonts w:ascii="Arial" w:hAnsi="Arial" w:cs="Arial"/>
-          <w:bCs/>
-          <w:sz w:val="18"/>
-          <w:szCs w:val="18"/>
-          <w:lang w:val="en-US"/>
-        </w:rPr>
-      </w:pPr>
-    </w:p>
-    <w:p>
-      <w:pPr>
-        <w:jc w:val="both"/>
-        <w:rPr>
-          <w:rFonts w:ascii="Arial" w:hAnsi="Arial" w:cs="Arial"/>
-          <w:bCs/>
-          <w:sz w:val="18"/>
-          <w:szCs w:val="18"/>
-          <w:lang w:val="en-US"/>
-        </w:rPr>
-      </w:pPr>
-    </w:p>
-    <w:p>
-      <w:pPr>
-        <w:jc w:val="both"/>
-        <w:rPr>
-          <w:rFonts w:ascii="Arial" w:hAnsi="Arial" w:cs="Arial"/>
-          <w:bCs/>
-          <w:sz w:val="18"/>
-          <w:szCs w:val="18"/>
-          <w:lang w:val="en-US"/>
-        </w:rPr>
-      </w:pPr>
-    </w:p>
-    <w:p>
-      <w:pPr>
-        <w:jc w:val="both"/>
-        <w:rPr>
-          <w:rFonts w:ascii="Arial" w:hAnsi="Arial" w:cs="Arial"/>
-          <w:bCs/>
-          <w:sz w:val="18"/>
-          <w:szCs w:val="18"/>
-          <w:lang w:val="en-US"/>
-        </w:rPr>
-      </w:pPr>
-    </w:p>
-    <w:p>
-      <w:pPr>
-        <w:jc w:val="both"/>
-        <w:rPr>
-          <w:rFonts w:ascii="Arial" w:hAnsi="Arial" w:cs="Arial"/>
-          <w:bCs/>
-          <w:sz w:val="18"/>
-          <w:szCs w:val="18"/>
-          <w:lang w:val="en-US"/>
-        </w:rPr>
-      </w:pPr>
-    </w:p>
-    <w:p>
-      <w:pPr>
-        <w:jc w:val="both"/>
-        <w:rPr>
-          <w:rFonts w:ascii="Arial" w:hAnsi="Arial" w:cs="Arial"/>
-          <w:bCs/>
-          <w:sz w:val="18"/>
-          <w:szCs w:val="18"/>
-          <w:lang w:val="en-US"/>
-        </w:rPr>
-      </w:pPr>
-    </w:p>
-    <w:p>
-      <w:pPr>
-        <w:jc w:val="both"/>
-        <w:rPr>
-          <w:rFonts w:ascii="Arial" w:hAnsi="Arial" w:cs="Arial"/>
-          <w:bCs/>
-          <w:sz w:val="18"/>
-          <w:szCs w:val="18"/>
-          <w:lang w:val="en-US"/>
-        </w:rPr>
-      </w:pPr>
-    </w:p>
-    <w:p>
-      <w:pPr>
-        <w:jc w:val="both"/>
-        <w:rPr>
-          <w:rFonts w:ascii="Arial" w:hAnsi="Arial" w:cs="Arial"/>
-          <w:bCs/>
-          <w:sz w:val="18"/>
-          <w:szCs w:val="18"/>
-          <w:lang w:val="en-US"/>
-        </w:rPr>
-      </w:pPr>
-      <w:r>
-        <w:rPr>
-          <w:rFonts w:ascii="Arial" w:hAnsi="Arial" w:cs="Arial"/>
-          <w:noProof/>
-          <w:sz w:val="18"/>
-          <w:szCs w:val="18"/>
-          <w:lang w:val="en-US"/>
-        </w:rPr>
-        <w:lastRenderedPageBreak/>
-        <w:pict w14:anchorId="3E556B72">
-          <v:shapetype id="_x0000_t75" coordsize="21600,21600" o:spt="75" o:preferrelative="t" path="m@4@5l@4@11@9@11@9@5xe" filled="f" stroked="f">
-            <v:stroke joinstyle="miter"/>
-            <v:formulas>
-              <v:f eqn="if lineDrawn pixelLineWidth 0"/>
-              <v:f eqn="sum @0 1 0"/>
-              <v:f eqn="sum 0 0 @1"/>
-              <v:f eqn="prod @2 1 2"/>
-              <v:f eqn="prod @3 21600 pixelWidth"/>
-              <v:f eqn="prod @3 21600 pixelHeight"/>
-              <v:f eqn="sum @0 0 1"/>
-              <v:f eqn="prod @6 1 2"/>
-              <v:f eqn="prod @7 21600 pixelWidth"/>
-              <v:f eqn="sum @8 21600 0"/>
-              <v:f eqn="prod @7 21600 pixelHeight"/>
-              <v:f eqn="sum @10 21600 0"/>
-            </v:formulas>
-            <v:path o:extrusionok="f" gradientshapeok="t" o:connecttype="rect"/>
-            <o:lock v:ext="edit" aspectratio="t"/>
-          </v:shapetype>
-          <v:shape id="Picture 1" o:spid="_x0000_i1025" type="#_x0000_t75" style="width:200pt;height:318.5pt;visibility:visible;mso-wrap-style:square">
-            <v:imagedata r:id="rId11" o:title=""/>
-          </v:shape>
-        </w:pict>
-      </w:r>
-    </w:p>
-    <w:p>
-      <w:r>
-        <w:br w:type="page"/>
-      </w:r>
-    </w:p>
-    <w:p>
-      <w:r>
-        <w:drawing>
-          <wp:inline xmlns:a="http://schemas.openxmlformats.org/drawingml/2006/main" xmlns:pic="http://schemas.openxmlformats.org/drawingml/2006/picture">
-            <wp:extent cx="5486400" cy="7763273"/>
-            <wp:docPr id="1" name="Picture 1"/>
-            <wp:cNvGraphicFramePr>
-              <a:graphicFrameLocks noChangeAspect="1"/>
-            </wp:cNvGraphicFramePr>
-            <a:graphic>
-              <a:graphicData uri="http://schemas.openxmlformats.org/drawingml/2006/picture">
-                <pic:pic>
-                  <pic:nvPicPr>
-                    <pic:cNvPr id="0" name="Título y Cédula profesional DJHD_page1_temp.png"/>
-                    <pic:cNvPicPr/>
-                  </pic:nvPicPr>
-                  <pic:blipFill>
-                    <a:blip r:embed="rId16"/>
-                    <a:stretch>
-                      <a:fillRect/>
-                    </a:stretch>
-                  </pic:blipFill>
-                  <pic:spPr>
-                    <a:xfrm>
-                      <a:off x="0" y="0"/>
-                      <a:ext cx="5486400" cy="7763273"/>
-                    </a:xfrm>
-                    <a:prstGeom prst="rect"/>
-                  </pic:spPr>
-                </pic:pic>
-              </a:graphicData>
-            </a:graphic>
-          </wp:inline>
-        </w:drawing>
-      </w:r>
     </w:p>
     <w:sectPr>
-      <w:headerReference w:type="default" r:id="rId12"/>
-      <w:footerReference w:type="default" r:id="rId13"/>
+      <w:headerReference w:type="default" r:id="rId11"/>
+      <w:footerReference w:type="default" r:id="rId12"/>
       <w:pgSz w:w="12240" w:h="15840"/>
       <w:pgMar w:top="1418" w:right="1260" w:bottom="1134" w:left="1418" w:header="720" w:footer="720" w:gutter="0"/>
       <w:cols w:space="720"/>
@@ -2366,46 +2204,6 @@
 <w:ftr xmlns:wpc="http://schemas.microsoft.com/office/word/2010/wordprocessingCanvas" xmlns:cx="http://schemas.microsoft.com/office/drawing/2014/chartex" xmlns:cx1="http://schemas.microsoft.com/office/drawing/2015/9/8/chartex" xmlns:cx2="http://schemas.microsoft.com/office/drawing/2015/10/21/chartex" xmlns:cx3="http://schemas.microsoft.com/office/drawing/2016/5/9/chartex" xmlns:cx4="http://schemas.microsoft.com/office/drawing/2016/5/10/chartex" xmlns:cx5="http://schemas.microsoft.com/office/drawing/2016/5/11/chartex" xmlns:cx6="http://schemas.microsoft.com/office/drawing/2016/5/12/chartex" xmlns:cx7="http://schemas.microsoft.com/office/drawing/2016/5/13/chartex" xmlns:cx8="http://schemas.microsoft.com/office/drawing/2016/5/14/chartex" xmlns:mc="http://schemas.openxmlformats.org/markup-compatibility/2006" xmlns:aink="http://schemas.microsoft.com/office/drawing/2016/ink" xmlns:am3d="http://schemas.microsoft.com/office/drawing/2017/model3d" xmlns:o="urn:schemas-microsoft-com:office:office" xmlns:oel="http://schemas.microsoft.com/office/2019/extlst" xmlns:r="http://schemas.openxmlformats.org/officeDocument/2006/relationships" xmlns:m="http://schemas.openxmlformats.org/officeDocument/2006/math" xmlns:v="urn:schemas-microsoft-com:vml" xmlns:wp14="http://schemas.microsoft.com/office/word/2010/wordprocessingDrawing" xmlns:wp="http://schemas.openxmlformats.org/drawingml/2006/wordprocessingDrawing" xmlns:w10="urn:schemas-microsoft-com:office:word" xmlns:w="http://schemas.openxmlformats.org/wordprocessingml/2006/main" xmlns:w14="http://schemas.microsoft.com/office/word/2010/wordml" xmlns:w15="http://schemas.microsoft.com/office/word/2012/wordml" xmlns:w16cex="http://schemas.microsoft.com/office/word/2018/wordml/cex" xmlns:w16cid="http://schemas.microsoft.com/office/word/2016/wordml/cid" xmlns:w16="http://schemas.microsoft.com/office/word/2018/wordml" xmlns:w16du="http://schemas.microsoft.com/office/word/2023/wordml/word16du" xmlns:w16sdtdh="http://schemas.microsoft.com/office/word/2020/wordml/sdtdatahash" xmlns:w16sdtfl="http://schemas.microsoft.com/office/word/2024/wordml/sdtformatlock" xmlns:w16se="http://schemas.microsoft.com/office/word/2015/wordml/symex" xmlns:wpg="http://schemas.microsoft.com/office/word/2010/wordprocessingGroup" xmlns:wpi="http://schemas.microsoft.com/office/word/2010/wordprocessingInk" xmlns:wne="http://schemas.microsoft.com/office/word/2006/wordml" xmlns:wps="http://schemas.microsoft.com/office/word/2010/wordprocessingShape" mc:Ignorable="w14 w15 w16se w16cid w16 w16cex w16sdtdh w16sdtfl w16du wp14">
   <w:p>
     <w:pPr>
-      <w:pStyle w:val="Header"/>
-      <w:pBdr>
-        <w:bottom w:val="single" w:sz="12" w:space="1" w:color="0E2841"/>
-      </w:pBdr>
-      <w:rPr>
-        <w:rFonts w:ascii="Tahoma" w:eastAsia="Calibri" w:hAnsi="Tahoma" w:cs="Tahoma"/>
-        <w:sz w:val="18"/>
-        <w:szCs w:val="18"/>
-        <w:lang w:eastAsia="en-US"/>
-      </w:rPr>
-    </w:pPr>
-    <w:r>
-      <w:rPr>
-        <w:noProof/>
-      </w:rPr>
-      <w:pict w14:anchorId="2895A54B">
-        <v:shapetype id="_x0000_t202" coordsize="21600,21600" o:spt="202" path="m,l,21600r21600,l21600,xe">
-          <v:stroke joinstyle="miter"/>
-          <v:path gradientshapeok="t" o:connecttype="rect"/>
-        </v:shapetype>
-        <v:shape id="Text Box 1" o:spid="_x0000_s1034" type="#_x0000_t202" style="position:absolute;margin-left:1.3pt;margin-top:13.6pt;width:518.75pt;height:52.8pt;z-index:3;visibility:visible;mso-width-relative:margin;mso-height-relative:margin" o:gfxdata="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" filled="f" stroked="f" strokeweight=".5pt">
-          <v:textbox style="mso-next-textbox:#Text Box 1">
-            <w:txbxContent>
-              <w:p>
-                <w:pPr>
-                  <w:rPr>
-                    <w:rFonts w:cs="Arial"/>
-                    <w:sz w:val="16"/>
-                    <w:szCs w:val="16"/>
-                  </w:rPr>
-                </w:pPr>
-              </w:p>
-            </w:txbxContent>
-          </v:textbox>
-        </v:shape>
-      </w:pict>
-    </w:r>
-  </w:p>
-  <w:p>
-    <w:pPr>
       <w:pStyle w:val="Footer"/>
       <w:tabs>
         <w:tab w:val="clear" w:pos="4320"/>
@@ -2418,6 +2216,10 @@
         <w:noProof/>
       </w:rPr>
       <w:pict w14:anchorId="0FF2E83E">
+        <v:shapetype id="_x0000_t202" coordsize="21600,21600" o:spt="202" path="m,l,21600r21600,l21600,xe">
+          <v:stroke joinstyle="miter"/>
+          <v:path gradientshapeok="t" o:connecttype="rect"/>
+        </v:shapetype>
         <v:shape id="_x0000_s1029" type="#_x0000_t202" style="position:absolute;margin-left:56.35pt;margin-top:729.7pt;width:154.5pt;height:17.3pt;z-index:2;visibility:visible;mso-height-relative:margin" o:gfxdata="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" stroked="f" strokeweight=".5pt">
           <v:textbox style="mso-next-textbox:#_x0000_s1029">
             <w:txbxContent>
@@ -2506,7 +2308,7 @@
           <v:stroke joinstyle="miter"/>
           <v:path gradientshapeok="t" o:connecttype="rect"/>
         </v:shapetype>
-        <v:shape id="Text Box 3" o:spid="_x0000_s1036" type="#_x0000_t202" style="position:absolute;margin-left:126.85pt;margin-top:-22.45pt;width:338.2pt;height:48.45pt;z-index:4;visibility:visible;mso-position-horizontal-relative:page;mso-width-relative:margin;mso-height-relative:margin" o:gfxdata="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" fillcolor="window" stroked="f" strokeweight=".5pt">
+        <v:shape id="Text Box 3" o:spid="_x0000_s1036" type="#_x0000_t202" style="position:absolute;margin-left:126.85pt;margin-top:-22.45pt;width:338.2pt;height:48.45pt;z-index:3;visibility:visible;mso-position-horizontal-relative:page;mso-width-relative:margin;mso-height-relative:margin" o:gfxdata="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" fillcolor="window" stroked="f" strokeweight=".5pt">
           <v:textbox style="mso-next-textbox:#Text Box 3">
             <w:txbxContent>
               <w:p>
@@ -2563,7 +2365,7 @@
           <v:path o:extrusionok="f" gradientshapeok="t" o:connecttype="rect"/>
           <o:lock v:ext="edit" aspectratio="t"/>
         </v:shapetype>
-        <v:shape id="Imagen 9" o:spid="_x0000_s1035" type="#_x0000_t75" alt="Logo, company name&#10;&#10;Description automatically generated" style="position:absolute;margin-left:401.55pt;margin-top:-13.75pt;width:91.1pt;height:43.5pt;z-index:5;visibility:visible;mso-width-relative:margin;mso-height-relative:margin">
+        <v:shape id="Imagen 9" o:spid="_x0000_s1035" type="#_x0000_t75" alt="Logo, company name&#10;&#10;Description automatically generated" style="position:absolute;margin-left:401.55pt;margin-top:-13.75pt;width:91.1pt;height:43.5pt;z-index:4;visibility:visible;mso-width-relative:margin;mso-height-relative:margin">
           <v:imagedata r:id="rId1" o:title="image001"/>
         </v:shape>
       </w:pict>
@@ -6904,6 +6706,8 @@
     <w:lsdException w:name="heading 7" w:semiHidden="1" w:unhideWhenUsed="1" w:qFormat="1"/>
     <w:lsdException w:name="heading 8" w:semiHidden="1" w:unhideWhenUsed="1" w:qFormat="1"/>
     <w:lsdException w:name="heading 9" w:semiHidden="1" w:unhideWhenUsed="1" w:qFormat="1"/>
+    <w:lsdException w:name="header" w:uiPriority="99"/>
+    <w:lsdException w:name="footer" w:uiPriority="99" w:qFormat="1"/>
     <w:lsdException w:name="caption" w:semiHidden="1" w:unhideWhenUsed="1" w:qFormat="1"/>
     <w:lsdException w:name="List Bullet" w:uiPriority="99"/>
     <w:lsdException w:name="Title" w:qFormat="1"/>
@@ -7279,9 +7083,10 @@
   </w:style>
   <w:style w:type="paragraph" w:styleId="Header">
     <w:name w:val="header"/>
-    <w:aliases w:val=" Car,APNSHEADER2,L1 Header,encabezado,En-tête 1.1,En-tÍte 1.1,En-tÕte 1.1,En-t’te 1.1,En-títe 1.1,*Header,h,Header1,Encabezado Car Car,logomai,even,Header/Footer,header odd,Hyphen,Chapter Name,base,body,En-tête SQ,ITT i,he,bases I,h Car Car1"/>
+    <w:aliases w:val=" Car,APNSHEADER2,L1 Header,encabezado,En-tête 1.1,En-tÍte 1.1,En-tÕte 1.1,En-t’te 1.1,En-títe 1.1,*Header,h,Header1,Encabezado Car Car,logomai,even,Header/Footer,header odd,Hyphen,Chapter Name,base,body,En-tête SQ,ITT i,he,bases I,h Car Car1,h Ca"/>
     <w:basedOn w:val="Normal"/>
     <w:link w:val="HeaderChar"/>
+    <w:uiPriority w:val="99"/>
     <w:pPr>
       <w:tabs>
         <w:tab w:val="center" w:pos="4419"/>
@@ -7291,7 +7096,11 @@
   </w:style>
   <w:style w:type="paragraph" w:styleId="Footer">
     <w:name w:val="footer"/>
+    <w:aliases w:val="Footer Text Stk"/>
     <w:basedOn w:val="Normal"/>
+    <w:link w:val="FooterChar"/>
+    <w:uiPriority w:val="99"/>
+    <w:qFormat/>
     <w:pPr>
       <w:tabs>
         <w:tab w:val="center" w:pos="4320"/>
@@ -7393,6 +7202,7 @@
     <w:name w:val="Header Char"/>
     <w:aliases w:val=" Car Char,APNSHEADER2 Char,L1 Header Char,encabezado Char,En-tête 1.1 Char,En-tÍte 1.1 Char,En-tÕte 1.1 Char,En-t’te 1.1 Char,En-títe 1.1 Char,*Header Char,h Char,Header1 Char,Encabezado Car Car Char,logomai Char,even Char,Header/Footer Char"/>
     <w:link w:val="Header"/>
+    <w:qFormat/>
     <w:rsid w:val="007F334B"/>
     <w:rPr>
       <w:sz w:val="24"/>
@@ -7493,6 +7303,14 @@
       <w:rFonts w:ascii="Arial" w:hAnsi="Arial"/>
       <w:szCs w:val="24"/>
     </w:rPr>
+  </w:style>
+  <w:style w:type="character" w:customStyle="1" w:styleId="FooterChar">
+    <w:name w:val="Footer Char"/>
+    <w:aliases w:val="Footer Text Stk Char"/>
+    <w:basedOn w:val="DefaultParagraphFont"/>
+    <w:link w:val="Footer"/>
+    <w:uiPriority w:val="99"/>
+    <w:rsid w:val="00C952BC"/>
   </w:style>
 </w:styles>
 </file>
@@ -7759,30 +7577,6 @@
 </file>
 
 <file path=customXml/item1.xml><?xml version="1.0" encoding="utf-8"?>
-<p:properties xmlns:p="http://schemas.microsoft.com/office/2006/metadata/properties" xmlns:xsi="http://www.w3.org/2001/XMLSchema-instance" xmlns:pc="http://schemas.microsoft.com/office/infopath/2007/PartnerControls">
-  <documentManagement>
-    <lcf76f155ced4ddcb4097134ff3c332f xmlns="458c8650-8b2e-4de5-be2b-3b5e20f9203e">
-      <Terms xmlns="http://schemas.microsoft.com/office/infopath/2007/PartnerControls"/>
-    </lcf76f155ced4ddcb4097134ff3c332f>
-    <TaxCatchAll xmlns="0ec1683b-1f09-407c-8792-a5a8bc579d9d"/>
-  </documentManagement>
-</p:properties>
-</file>
-
-<file path=customXml/item2.xml><?xml version="1.0" encoding="utf-8"?>
-<b:Sources xmlns:b="http://schemas.openxmlformats.org/officeDocument/2006/bibliography" xmlns="http://schemas.openxmlformats.org/officeDocument/2006/bibliography" SelectedStyle="\APASixthEditionOfficeOnline.xsl" StyleName="APA" Version="6"/>
-</file>
-
-<file path=customXml/item3.xml><?xml version="1.0" encoding="utf-8"?>
-<?mso-contentType ?>
-<FormTemplates xmlns="http://schemas.microsoft.com/sharepoint/v3/contenttype/forms">
-  <Display>DocumentLibraryForm</Display>
-  <Edit>DocumentLibraryForm</Edit>
-  <New>DocumentLibraryForm</New>
-</FormTemplates>
-</file>
-
-<file path=customXml/item4.xml><?xml version="1.0" encoding="utf-8"?>
 <ct:contentTypeSchema xmlns:ct="http://schemas.microsoft.com/office/2006/metadata/contentType" xmlns:ma="http://schemas.microsoft.com/office/2006/metadata/properties/metaAttributes" ct:_="" ma:_="" ma:contentTypeName="Document" ma:contentTypeID="0x010100AA01E1029091DE488084A5A2D9C24E74" ma:contentTypeVersion="10" ma:contentTypeDescription="Create a new document." ma:contentTypeScope="" ma:versionID="fa224b1e2ea5aaa53b64c3b4b1d435b1">
   <xsd:schema xmlns:xsd="http://www.w3.org/2001/XMLSchema" xmlns:xs="http://www.w3.org/2001/XMLSchema" xmlns:p="http://schemas.microsoft.com/office/2006/metadata/properties" xmlns:ns2="458c8650-8b2e-4de5-be2b-3b5e20f9203e" xmlns:ns3="0ec1683b-1f09-407c-8792-a5a8bc579d9d" targetNamespace="http://schemas.microsoft.com/office/2006/metadata/properties" ma:root="true" ma:fieldsID="3f0568638764530331fbee8047bb9098" ns2:_="" ns3:_="">
     <xsd:import namespace="458c8650-8b2e-4de5-be2b-3b5e20f9203e"/>
@@ -7971,34 +7765,31 @@
 </ct:contentTypeSchema>
 </file>
 
-<file path=customXml/itemProps1.xml><?xml version="1.0" encoding="utf-8"?>
-<ds:datastoreItem xmlns:ds="http://schemas.openxmlformats.org/officeDocument/2006/customXml" ds:itemID="{D3A3C24A-BB39-4937-B831-24AA124EAA87}">
-  <ds:schemaRefs>
-    <ds:schemaRef ds:uri="http://schemas.microsoft.com/office/2006/metadata/properties"/>
-    <ds:schemaRef ds:uri="http://schemas.microsoft.com/office/infopath/2007/PartnerControls"/>
-    <ds:schemaRef ds:uri="458c8650-8b2e-4de5-be2b-3b5e20f9203e"/>
-    <ds:schemaRef ds:uri="0ec1683b-1f09-407c-8792-a5a8bc579d9d"/>
-  </ds:schemaRefs>
-</ds:datastoreItem>
+<file path=customXml/item2.xml><?xml version="1.0" encoding="utf-8"?>
+<p:properties xmlns:p="http://schemas.microsoft.com/office/2006/metadata/properties" xmlns:xsi="http://www.w3.org/2001/XMLSchema-instance" xmlns:pc="http://schemas.microsoft.com/office/infopath/2007/PartnerControls">
+  <documentManagement>
+    <lcf76f155ced4ddcb4097134ff3c332f xmlns="458c8650-8b2e-4de5-be2b-3b5e20f9203e">
+      <Terms xmlns="http://schemas.microsoft.com/office/infopath/2007/PartnerControls"/>
+    </lcf76f155ced4ddcb4097134ff3c332f>
+    <TaxCatchAll xmlns="0ec1683b-1f09-407c-8792-a5a8bc579d9d"/>
+  </documentManagement>
+</p:properties>
 </file>
 
-<file path=customXml/itemProps2.xml><?xml version="1.0" encoding="utf-8"?>
-<ds:datastoreItem xmlns:ds="http://schemas.openxmlformats.org/officeDocument/2006/customXml" ds:itemID="{4BB9A27A-6211-48E6-B3D1-1ED5E2EAD372}">
-  <ds:schemaRefs>
-    <ds:schemaRef ds:uri="http://schemas.openxmlformats.org/officeDocument/2006/bibliography"/>
-  </ds:schemaRefs>
-</ds:datastoreItem>
+<file path=customXml/item3.xml><?xml version="1.0" encoding="utf-8"?>
+<b:Sources xmlns:b="http://schemas.openxmlformats.org/officeDocument/2006/bibliography" xmlns="http://schemas.openxmlformats.org/officeDocument/2006/bibliography" SelectedStyle="\APASixthEditionOfficeOnline.xsl" StyleName="APA" Version="6"/>
 </file>
 
-<file path=customXml/itemProps3.xml><?xml version="1.0" encoding="utf-8"?>
-<ds:datastoreItem xmlns:ds="http://schemas.openxmlformats.org/officeDocument/2006/customXml" ds:itemID="{51241304-2C43-44E6-B26F-77C42016271C}">
-  <ds:schemaRefs>
-    <ds:schemaRef ds:uri="http://schemas.microsoft.com/sharepoint/v3/contenttype/forms"/>
-  </ds:schemaRefs>
-</ds:datastoreItem>
+<file path=customXml/item4.xml><?xml version="1.0" encoding="utf-8"?>
+<?mso-contentType ?>
+<FormTemplates xmlns="http://schemas.microsoft.com/sharepoint/v3/contenttype/forms">
+  <Display>DocumentLibraryForm</Display>
+  <Edit>DocumentLibraryForm</Edit>
+  <New>DocumentLibraryForm</New>
+</FormTemplates>
 </file>
 
-<file path=customXml/itemProps4.xml><?xml version="1.0" encoding="utf-8"?>
+<file path=customXml/itemProps1.xml><?xml version="1.0" encoding="utf-8"?>
 <ds:datastoreItem xmlns:ds="http://schemas.openxmlformats.org/officeDocument/2006/customXml" ds:itemID="{6EE546D2-1DFA-4BBD-AF1C-4C842A1F8073}">
   <ds:schemaRefs>
     <ds:schemaRef ds:uri="http://schemas.microsoft.com/office/2006/metadata/contentType"/>
@@ -8015,4 +7806,31 @@
     <ds:schemaRef ds:uri="http://schemas.microsoft.com/internal/obd"/>
   </ds:schemaRefs>
 </ds:datastoreItem>
+</file>
+
+<file path=customXml/itemProps2.xml><?xml version="1.0" encoding="utf-8"?>
+<ds:datastoreItem xmlns:ds="http://schemas.openxmlformats.org/officeDocument/2006/customXml" ds:itemID="{D3A3C24A-BB39-4937-B831-24AA124EAA87}">
+  <ds:schemaRefs>
+    <ds:schemaRef ds:uri="http://schemas.microsoft.com/office/2006/metadata/properties"/>
+    <ds:schemaRef ds:uri="http://schemas.microsoft.com/office/infopath/2007/PartnerControls"/>
+    <ds:schemaRef ds:uri="458c8650-8b2e-4de5-be2b-3b5e20f9203e"/>
+    <ds:schemaRef ds:uri="0ec1683b-1f09-407c-8792-a5a8bc579d9d"/>
+  </ds:schemaRefs>
+</ds:datastoreItem>
+</file>
+
+<file path=customXml/itemProps3.xml><?xml version="1.0" encoding="utf-8"?>
+<ds:datastoreItem xmlns:ds="http://schemas.openxmlformats.org/officeDocument/2006/customXml" ds:itemID="{4BB9A27A-6211-48E6-B3D1-1ED5E2EAD372}">
+  <ds:schemaRefs>
+    <ds:schemaRef ds:uri="http://schemas.openxmlformats.org/officeDocument/2006/bibliography"/>
+  </ds:schemaRefs>
+</ds:datastoreItem>
+</file>
+
+<file path=customXml/itemProps4.xml><?xml version="1.0" encoding="utf-8"?>
+<ds:datastoreItem xmlns:ds="http://schemas.openxmlformats.org/officeDocument/2006/customXml" ds:itemID="{51241304-2C43-44E6-B26F-77C42016271C}">
+  <ds:schemaRefs>
+    <ds:schemaRef ds:uri="http://schemas.microsoft.com/sharepoint/v3/contenttype/forms"/>
+  </ds:schemaRefs>
+</ds:datastoreItem>
 </file>